--- a/rendu/Rendu_TP2_TaskFlow_v1.docx
+++ b/rendu/Rendu_TP2_TaskFlow_v1.docx
@@ -17,16 +17,18 @@
           <w:tab w:val="left" w:pos="6480"/>
           <w:tab w:val="left" w:pos="7200"/>
           <w:tab w:val="left" w:pos="7920"/>
-          <w:tab w:val="left" w:pos="8640"/>
+          <w:tab w:val="left" w:pos="8520"/>
         </w:tabs>
         <w:jc w:val="center"/>
         <w:rPr>
+          <w:rStyle w:val="Aucun"/>
           <w:sz w:val="40"/>
           <w:szCs w:val="40"/>
         </w:rPr>
       </w:pPr>
       <w:r>
         <w:rPr>
+          <w:rStyle w:val="Aucun"/>
           <w:sz w:val="40"/>
           <w:szCs w:val="40"/>
           <w:rtl w:val="0"/>
@@ -36,14 +38,17 @@
       </w:r>
       <w:r>
         <w:rPr>
+          <w:rStyle w:val="Aucun"/>
           <w:sz w:val="40"/>
           <w:szCs w:val="40"/>
           <w:rtl w:val="0"/>
+          <w:lang w:val="fr-FR"/>
         </w:rPr>
         <w:t xml:space="preserve">– </w:t>
       </w:r>
       <w:r>
         <w:rPr>
+          <w:rStyle w:val="Aucun"/>
           <w:sz w:val="40"/>
           <w:szCs w:val="40"/>
           <w:rtl w:val="0"/>
@@ -54,12 +59,12 @@
     </w:p>
     <w:p>
       <w:pPr>
-        <w:pStyle w:val="Corps"/>
+        <w:pStyle w:val="Corps A"/>
       </w:pPr>
     </w:p>
     <w:p>
       <w:pPr>
-        <w:pStyle w:val="Corps"/>
+        <w:pStyle w:val="Corps A"/>
         <w:spacing w:after="120"/>
       </w:pPr>
       <w:r>
@@ -74,6 +79,7 @@
         <w:rPr>
           <w:rStyle w:val="Aucun"/>
           <w:rtl w:val="0"/>
+          <w:lang w:val="fr-FR"/>
         </w:rPr>
         <w:t>â</w:t>
       </w:r>
@@ -120,7 +126,7 @@
     </w:p>
     <w:p>
       <w:pPr>
-        <w:pStyle w:val="Titre"/>
+        <w:pStyle w:val="Titre A"/>
       </w:pPr>
       <w:r>
         <w:rPr>
@@ -133,7 +139,7 @@
     </w:p>
     <w:p>
       <w:pPr>
-        <w:pStyle w:val="Corps"/>
+        <w:pStyle w:val="Corps A"/>
         <w:spacing w:after="120"/>
       </w:pPr>
       <w:r>
@@ -189,6 +195,7 @@
           <w:sz w:val="20"/>
           <w:szCs w:val="20"/>
           <w:rtl w:val="0"/>
+          <w:lang w:val="fr-FR"/>
         </w:rPr>
         <w:t>npm install</w:t>
       </w:r>
@@ -222,7 +229,7 @@
     </w:p>
     <w:p>
       <w:pPr>
-        <w:pStyle w:val="Titre"/>
+        <w:pStyle w:val="Titre A"/>
       </w:pPr>
       <w:r>
         <w:rPr>
@@ -244,6 +251,7 @@
         <w:rPr>
           <w:rStyle w:val="Aucun"/>
           <w:rtl w:val="0"/>
+          <w:lang w:val="fr-FR"/>
         </w:rPr>
         <w:t>alis</w:t>
       </w:r>
@@ -260,7 +268,7 @@
       <w:tblPr>
         <w:tblW w:w="9026" w:type="dxa"/>
         <w:jc w:val="left"/>
-        <w:tblInd w:w="108" w:type="dxa"/>
+        <w:tblInd w:w="216" w:type="dxa"/>
         <w:tblBorders>
           <w:top w:val="single" w:color="ffffff" w:sz="8" w:space="0" w:shadow="0" w:frame="0"/>
           <w:left w:val="single" w:color="ffffff" w:sz="8" w:space="0" w:shadow="0" w:frame="0"/>
@@ -282,7 +290,7 @@
           <w:shd w:val="clear" w:color="auto" w:fill="4472c4"/>
         </w:tblPrEx>
         <w:trPr>
-          <w:trHeight w:val="221" w:hRule="atLeast"/>
+          <w:trHeight w:val="231" w:hRule="atLeast"/>
           <w:tblHeader/>
         </w:trPr>
         <w:tc>
@@ -305,7 +313,7 @@
           </w:tcPr>
           <w:p>
             <w:pPr>
-              <w:pStyle w:val="Corps"/>
+              <w:pStyle w:val="Corps A"/>
             </w:pPr>
             <w:r>
               <w:rPr>
@@ -325,6 +333,7 @@
                 <w:bCs w:val="1"/>
                 <w:shd w:val="nil" w:color="auto" w:fill="auto"/>
                 <w:rtl w:val="0"/>
+                <w:lang w:val="fr-FR"/>
               </w:rPr>
               <w:t>tape</w:t>
             </w:r>
@@ -350,7 +359,7 @@
           </w:tcPr>
           <w:p>
             <w:pPr>
-              <w:pStyle w:val="Corps"/>
+              <w:pStyle w:val="Corps A"/>
             </w:pPr>
             <w:r>
               <w:rPr>
@@ -385,7 +394,7 @@
           </w:tcPr>
           <w:p>
             <w:pPr>
-              <w:pStyle w:val="Corps"/>
+              <w:pStyle w:val="Corps A"/>
             </w:pPr>
             <w:r>
               <w:rPr>
@@ -406,7 +415,7 @@
           <w:shd w:val="clear" w:color="auto" w:fill="cdd4e9"/>
         </w:tblPrEx>
         <w:trPr>
-          <w:trHeight w:val="759" w:hRule="atLeast"/>
+          <w:trHeight w:val="769" w:hRule="atLeast"/>
         </w:trPr>
         <w:tc>
           <w:tcPr>
@@ -428,13 +437,14 @@
           </w:tcPr>
           <w:p>
             <w:pPr>
-              <w:pStyle w:val="Corps"/>
+              <w:pStyle w:val="Corps A"/>
             </w:pPr>
             <w:r>
               <w:rPr>
                 <w:rStyle w:val="Aucun"/>
                 <w:shd w:val="nil" w:color="auto" w:fill="auto"/>
                 <w:rtl w:val="0"/>
+                <w:lang w:val="fr-FR"/>
               </w:rPr>
               <w:t>1</w:t>
             </w:r>
@@ -460,7 +470,7 @@
           </w:tcPr>
           <w:p>
             <w:pPr>
-              <w:pStyle w:val="Corps"/>
+              <w:pStyle w:val="Corps A"/>
             </w:pPr>
             <w:r>
               <w:rPr>
@@ -496,7 +506,7 @@
           </w:tcPr>
           <w:p>
             <w:pPr>
-              <w:pStyle w:val="Corps"/>
+              <w:pStyle w:val="Corps A"/>
             </w:pPr>
             <w:r>
               <w:rPr>
@@ -530,6 +540,7 @@
                 <w:rStyle w:val="Aucun"/>
                 <w:shd w:val="nil" w:color="auto" w:fill="auto"/>
                 <w:rtl w:val="0"/>
+                <w:lang w:val="fr-FR"/>
               </w:rPr>
               <w:t xml:space="preserve">à </w:t>
             </w:r>
@@ -598,6 +609,7 @@
                 <w:szCs w:val="20"/>
                 <w:shd w:val="nil" w:color="auto" w:fill="auto"/>
                 <w:rtl w:val="0"/>
+                <w:lang w:val="fr-FR"/>
               </w:rPr>
               <w:t>App</w:t>
             </w:r>
@@ -609,7 +621,7 @@
           <w:shd w:val="clear" w:color="auto" w:fill="cdd4e9"/>
         </w:tblPrEx>
         <w:trPr>
-          <w:trHeight w:val="499" w:hRule="atLeast"/>
+          <w:trHeight w:val="509" w:hRule="atLeast"/>
         </w:trPr>
         <w:tc>
           <w:tcPr>
@@ -631,13 +643,14 @@
           </w:tcPr>
           <w:p>
             <w:pPr>
-              <w:pStyle w:val="Corps"/>
+              <w:pStyle w:val="Corps A"/>
             </w:pPr>
             <w:r>
               <w:rPr>
                 <w:rStyle w:val="Aucun"/>
                 <w:shd w:val="nil" w:color="auto" w:fill="auto"/>
                 <w:rtl w:val="0"/>
+                <w:lang w:val="fr-FR"/>
               </w:rPr>
               <w:t>2</w:t>
             </w:r>
@@ -663,7 +676,7 @@
           </w:tcPr>
           <w:p>
             <w:pPr>
-              <w:pStyle w:val="Corps"/>
+              <w:pStyle w:val="Corps A"/>
             </w:pPr>
             <w:r>
               <w:rPr>
@@ -673,6 +686,7 @@
                 <w:szCs w:val="20"/>
                 <w:shd w:val="nil" w:color="auto" w:fill="auto"/>
                 <w:rtl w:val="0"/>
+                <w:lang w:val="fr-FR"/>
               </w:rPr>
               <w:t>src/App.tsx</w:t>
             </w:r>
@@ -698,7 +712,7 @@
           </w:tcPr>
           <w:p>
             <w:pPr>
-              <w:pStyle w:val="Corps"/>
+              <w:pStyle w:val="Corps A"/>
             </w:pPr>
             <w:r>
               <w:rPr>
@@ -792,6 +806,7 @@
                 <w:rStyle w:val="Aucun"/>
                 <w:shd w:val="nil" w:color="auto" w:fill="auto"/>
                 <w:rtl w:val="0"/>
+                <w:lang w:val="fr-FR"/>
               </w:rPr>
               <w:t>, d</w:t>
             </w:r>
@@ -833,7 +848,7 @@
           <w:shd w:val="clear" w:color="auto" w:fill="cdd4e9"/>
         </w:tblPrEx>
         <w:trPr>
-          <w:trHeight w:val="490" w:hRule="atLeast"/>
+          <w:trHeight w:val="500" w:hRule="atLeast"/>
         </w:trPr>
         <w:tc>
           <w:tcPr>
@@ -855,13 +870,14 @@
           </w:tcPr>
           <w:p>
             <w:pPr>
-              <w:pStyle w:val="Corps"/>
+              <w:pStyle w:val="Corps A"/>
             </w:pPr>
             <w:r>
               <w:rPr>
                 <w:rStyle w:val="Aucun"/>
                 <w:shd w:val="nil" w:color="auto" w:fill="auto"/>
                 <w:rtl w:val="0"/>
+                <w:lang w:val="fr-FR"/>
               </w:rPr>
               <w:t>3</w:t>
             </w:r>
@@ -887,7 +903,7 @@
           </w:tcPr>
           <w:p>
             <w:pPr>
-              <w:pStyle w:val="Corps"/>
+              <w:pStyle w:val="Corps A"/>
             </w:pPr>
             <w:r>
               <w:rPr>
@@ -923,7 +939,7 @@
           </w:tcPr>
           <w:p>
             <w:pPr>
-              <w:pStyle w:val="Corps"/>
+              <w:pStyle w:val="Corps A"/>
             </w:pPr>
             <w:r>
               <w:rPr>
@@ -993,7 +1009,7 @@
           <w:shd w:val="clear" w:color="auto" w:fill="cdd4e9"/>
         </w:tblPrEx>
         <w:trPr>
-          <w:trHeight w:val="499" w:hRule="atLeast"/>
+          <w:trHeight w:val="509" w:hRule="atLeast"/>
         </w:trPr>
         <w:tc>
           <w:tcPr>
@@ -1015,13 +1031,14 @@
           </w:tcPr>
           <w:p>
             <w:pPr>
-              <w:pStyle w:val="Corps"/>
+              <w:pStyle w:val="Corps A"/>
             </w:pPr>
             <w:r>
               <w:rPr>
                 <w:rStyle w:val="Aucun"/>
                 <w:shd w:val="nil" w:color="auto" w:fill="auto"/>
                 <w:rtl w:val="0"/>
+                <w:lang w:val="fr-FR"/>
               </w:rPr>
               <w:t>4</w:t>
             </w:r>
@@ -1047,7 +1064,7 @@
           </w:tcPr>
           <w:p>
             <w:pPr>
-              <w:pStyle w:val="Corps"/>
+              <w:pStyle w:val="Corps A"/>
             </w:pPr>
             <w:r>
               <w:rPr>
@@ -1057,6 +1074,7 @@
                 <w:szCs w:val="20"/>
                 <w:shd w:val="nil" w:color="auto" w:fill="auto"/>
                 <w:rtl w:val="0"/>
+                <w:lang w:val="fr-FR"/>
               </w:rPr>
               <w:t>TaskForm.tsx</w:t>
             </w:r>
@@ -1065,6 +1083,7 @@
                 <w:rStyle w:val="Aucun"/>
                 <w:shd w:val="nil" w:color="auto" w:fill="auto"/>
                 <w:rtl w:val="0"/>
+                <w:lang w:val="fr-FR"/>
               </w:rPr>
               <w:t xml:space="preserve">, </w:t>
             </w:r>
@@ -1076,6 +1095,7 @@
                 <w:szCs w:val="20"/>
                 <w:shd w:val="nil" w:color="auto" w:fill="auto"/>
                 <w:rtl w:val="0"/>
+                <w:lang w:val="fr-FR"/>
               </w:rPr>
               <w:t>App.tsx</w:t>
             </w:r>
@@ -1101,7 +1121,7 @@
           </w:tcPr>
           <w:p>
             <w:pPr>
-              <w:pStyle w:val="Corps"/>
+              <w:pStyle w:val="Corps A"/>
             </w:pPr>
             <w:r>
               <w:rPr>
@@ -1153,7 +1173,7 @@
           <w:shd w:val="clear" w:color="auto" w:fill="cdd4e9"/>
         </w:tblPrEx>
         <w:trPr>
-          <w:trHeight w:val="759" w:hRule="atLeast"/>
+          <w:trHeight w:val="769" w:hRule="atLeast"/>
         </w:trPr>
         <w:tc>
           <w:tcPr>
@@ -1175,13 +1195,14 @@
           </w:tcPr>
           <w:p>
             <w:pPr>
-              <w:pStyle w:val="Corps"/>
+              <w:pStyle w:val="Corps A"/>
             </w:pPr>
             <w:r>
               <w:rPr>
                 <w:rStyle w:val="Aucun"/>
                 <w:shd w:val="nil" w:color="auto" w:fill="auto"/>
                 <w:rtl w:val="0"/>
+                <w:lang w:val="fr-FR"/>
               </w:rPr>
               <w:t>5</w:t>
             </w:r>
@@ -1207,7 +1228,7 @@
           </w:tcPr>
           <w:p>
             <w:pPr>
-              <w:pStyle w:val="Corps"/>
+              <w:pStyle w:val="Corps A"/>
             </w:pPr>
             <w:r>
               <w:rPr>
@@ -1243,7 +1264,7 @@
           </w:tcPr>
           <w:p>
             <w:pPr>
-              <w:pStyle w:val="Corps"/>
+              <w:pStyle w:val="Corps A"/>
             </w:pPr>
             <w:r>
               <w:rPr>
@@ -1376,7 +1397,7 @@
           <w:shd w:val="clear" w:color="auto" w:fill="cdd4e9"/>
         </w:tblPrEx>
         <w:trPr>
-          <w:trHeight w:val="759" w:hRule="atLeast"/>
+          <w:trHeight w:val="769" w:hRule="atLeast"/>
         </w:trPr>
         <w:tc>
           <w:tcPr>
@@ -1398,13 +1419,14 @@
           </w:tcPr>
           <w:p>
             <w:pPr>
-              <w:pStyle w:val="Corps"/>
+              <w:pStyle w:val="Corps A"/>
             </w:pPr>
             <w:r>
               <w:rPr>
                 <w:rStyle w:val="Aucun"/>
                 <w:shd w:val="nil" w:color="auto" w:fill="auto"/>
                 <w:rtl w:val="0"/>
+                <w:lang w:val="fr-FR"/>
               </w:rPr>
               <w:t>6</w:t>
             </w:r>
@@ -1430,7 +1452,7 @@
           </w:tcPr>
           <w:p>
             <w:pPr>
-              <w:pStyle w:val="Corps"/>
+              <w:pStyle w:val="Corps A"/>
             </w:pPr>
             <w:r>
               <w:rPr>
@@ -1449,6 +1471,7 @@
                 <w:rStyle w:val="Aucun"/>
                 <w:shd w:val="nil" w:color="auto" w:fill="auto"/>
                 <w:rtl w:val="0"/>
+                <w:lang w:val="fr-FR"/>
               </w:rPr>
               <w:t xml:space="preserve">, </w:t>
             </w:r>
@@ -1486,7 +1509,7 @@
           </w:tcPr>
           <w:p>
             <w:pPr>
-              <w:pStyle w:val="Corps"/>
+              <w:pStyle w:val="Corps A"/>
             </w:pPr>
             <w:r>
               <w:rPr>
@@ -1620,13 +1643,20 @@
     </w:tbl>
     <w:p>
       <w:pPr>
-        <w:pStyle w:val="Titre"/>
+        <w:pStyle w:val="Titre A"/>
+        <w:widowControl w:val="0"/>
+        <w:ind w:left="108" w:hanging="108"/>
+      </w:pPr>
+    </w:p>
+    <w:p>
+      <w:pPr>
+        <w:pStyle w:val="Titre A"/>
         <w:widowControl w:val="0"/>
       </w:pPr>
     </w:p>
     <w:p>
       <w:pPr>
-        <w:pStyle w:val="Titre"/>
+        <w:pStyle w:val="Titre A"/>
       </w:pPr>
       <w:r>
         <w:rPr>
@@ -1655,7 +1685,7 @@
     </w:p>
     <w:p>
       <w:pPr>
-        <w:pStyle w:val="Corps"/>
+        <w:pStyle w:val="Corps A"/>
         <w:keepNext w:val="1"/>
         <w:spacing w:before="200" w:after="60"/>
       </w:pPr>
@@ -1769,6 +1799,7 @@
         <w:rPr>
           <w:rStyle w:val="Aucun"/>
           <w:rtl w:val="0"/>
+          <w:lang w:val="fr-FR"/>
         </w:rPr>
         <w:t xml:space="preserve">à </w:t>
       </w:r>
@@ -1848,6 +1879,7 @@
         <w:rPr>
           <w:rStyle w:val="Aucun"/>
           <w:rtl w:val="0"/>
+          <w:lang w:val="fr-FR"/>
         </w:rPr>
         <w:t>â</w:t>
       </w:r>
@@ -1863,6 +1895,7 @@
         <w:rPr>
           <w:rStyle w:val="Aucun"/>
           <w:rtl w:val="0"/>
+          <w:lang w:val="fr-FR"/>
         </w:rPr>
         <w:t xml:space="preserve">à </w:t>
       </w:r>
@@ -1902,6 +1935,7 @@
         <w:rPr>
           <w:rStyle w:val="Aucun"/>
           <w:rtl w:val="0"/>
+          <w:lang w:val="fr-FR"/>
         </w:rPr>
         <w:t>j</w:t>
       </w:r>
@@ -1909,6 +1943,7 @@
         <w:rPr>
           <w:rStyle w:val="Aucun"/>
           <w:rtl w:val="0"/>
+          <w:lang w:val="fr-FR"/>
         </w:rPr>
         <w:t xml:space="preserve">à </w:t>
       </w:r>
@@ -1925,7 +1960,7 @@
       <w:tblPr>
         <w:tblW w:w="9026" w:type="dxa"/>
         <w:jc w:val="left"/>
-        <w:tblInd w:w="108" w:type="dxa"/>
+        <w:tblInd w:w="216" w:type="dxa"/>
         <w:tblBorders>
           <w:top w:val="single" w:color="ffffff" w:sz="8" w:space="0" w:shadow="0" w:frame="0"/>
           <w:left w:val="single" w:color="ffffff" w:sz="8" w:space="0" w:shadow="0" w:frame="0"/>
@@ -1945,7 +1980,7 @@
           <w:shd w:val="clear" w:color="auto" w:fill="cdd4e9"/>
         </w:tblPrEx>
         <w:trPr>
-          <w:trHeight w:val="3610" w:hRule="atLeast"/>
+          <w:trHeight w:val="3672" w:hRule="atLeast"/>
         </w:trPr>
         <w:tc>
           <w:tcPr>
@@ -1958,40 +1993,43 @@
             </w:tcBorders>
             <w:shd w:val="clear" w:color="auto" w:fill="fbfbfb"/>
             <w:tcMar>
-              <w:top w:type="dxa" w:w="0"/>
+              <w:top w:type="dxa" w:w="80"/>
               <w:left w:type="dxa" w:w="80"/>
-              <w:bottom w:type="dxa" w:w="0"/>
+              <w:bottom w:type="dxa" w:w="80"/>
               <w:right w:type="dxa" w:w="80"/>
             </w:tcMar>
             <w:vAlign w:val="center"/>
           </w:tcPr>
           <w:p>
             <w:pPr>
-              <w:spacing w:before="0" w:after="0"/>
-              <w:ind w:left="0" w:right="0" w:firstLine="0"/>
+              <w:pStyle w:val="Corps"/>
               <w:jc w:val="center"/>
             </w:pPr>
             <w:r>
+              <w:rPr>
+                <w:rStyle w:val="Aucun"/>
+                <w:shd w:val="nil" w:color="auto" w:fill="auto"/>
+                <w:lang w:val="en-US"/>
+              </w:rPr>
               <w:drawing xmlns:a="http://schemas.openxmlformats.org/drawingml/2006/main">
                 <wp:inline distT="0" distB="0" distL="0" distR="0">
-                  <wp:extent cx="4816511" cy="2292350"/>
+                  <wp:extent cx="4816512" cy="2292350"/>
                   <wp:effectExtent l="0" t="0" r="0" b="0"/>
-                  <wp:docPr id="1073741825" name="officeArt object"/>
+                  <wp:docPr id="1073741825" name="officeArt object" descr="officeArt object"/>
                   <wp:cNvGraphicFramePr/>
                   <a:graphic xmlns:a="http://schemas.openxmlformats.org/drawingml/2006/main">
                     <a:graphicData uri="http://schemas.openxmlformats.org/drawingml/2006/picture">
                       <pic:pic xmlns:pic="http://schemas.openxmlformats.org/drawingml/2006/picture">
                         <pic:nvPicPr>
-                          <pic:cNvPr id="1073741825" name="Capture d’écran 2026-10-08 à 09.55.40.png"/>
+                          <pic:cNvPr id="1073741825" name="officeArt object" descr="officeArt object"/>
                           <pic:cNvPicPr>
-                            <a:picLocks noChangeAspect="0"/>
+                            <a:picLocks noChangeAspect="1"/>
                           </pic:cNvPicPr>
                         </pic:nvPicPr>
                         <pic:blipFill>
                           <a:blip r:embed="rId4">
                             <a:extLst/>
                           </a:blip>
-                          <a:srcRect l="0" t="0" r="0" b="0"/>
                           <a:stretch>
                             <a:fillRect/>
                           </a:stretch>
@@ -1999,11 +2037,16 @@
                         <pic:spPr>
                           <a:xfrm>
                             <a:off x="0" y="0"/>
-                            <a:ext cx="4816511" cy="2292350"/>
+                            <a:ext cx="4816512" cy="2292350"/>
                           </a:xfrm>
                           <a:prstGeom prst="rect">
                             <a:avLst/>
                           </a:prstGeom>
+                          <a:ln w="12700" cap="flat">
+                            <a:noFill/>
+                            <a:miter lim="400000"/>
+                          </a:ln>
+                          <a:effectLst/>
                         </pic:spPr>
                       </pic:pic>
                     </a:graphicData>
@@ -2017,7 +2060,16 @@
     </w:tbl>
     <w:p>
       <w:pPr>
-        <w:pStyle w:val="Corps"/>
+        <w:pStyle w:val="Corps A"/>
+        <w:keepNext w:val="1"/>
+        <w:widowControl w:val="0"/>
+        <w:spacing w:before="200" w:after="60"/>
+        <w:ind w:left="108" w:hanging="108"/>
+      </w:pPr>
+    </w:p>
+    <w:p>
+      <w:pPr>
+        <w:pStyle w:val="Corps A"/>
         <w:keepNext w:val="1"/>
         <w:widowControl w:val="0"/>
         <w:spacing w:before="200" w:after="60"/>
@@ -2025,7 +2077,7 @@
     </w:p>
     <w:p>
       <w:pPr>
-        <w:pStyle w:val="Corps"/>
+        <w:pStyle w:val="Corps A"/>
         <w:keepNext w:val="1"/>
         <w:spacing w:before="200" w:after="60"/>
       </w:pPr>
@@ -2068,7 +2120,7 @@
       <w:tblPr>
         <w:tblW w:w="9026" w:type="dxa"/>
         <w:jc w:val="left"/>
-        <w:tblInd w:w="108" w:type="dxa"/>
+        <w:tblInd w:w="216" w:type="dxa"/>
         <w:tblBorders>
           <w:top w:val="single" w:color="ffffff" w:sz="8" w:space="0" w:shadow="0" w:frame="0"/>
           <w:left w:val="single" w:color="ffffff" w:sz="8" w:space="0" w:shadow="0" w:frame="0"/>
@@ -2088,7 +2140,7 @@
           <w:shd w:val="clear" w:color="auto" w:fill="cdd4e9"/>
         </w:tblPrEx>
         <w:trPr>
-          <w:trHeight w:val="3450" w:hRule="atLeast"/>
+          <w:trHeight w:val="3460" w:hRule="atLeast"/>
         </w:trPr>
         <w:tc>
           <w:tcPr>
@@ -2099,7 +2151,7 @@
               <w:bottom w:val="dashed" w:color="999999" w:sz="4" w:space="0" w:shadow="0" w:frame="0"/>
               <w:right w:val="dashed" w:color="999999" w:sz="4" w:space="0" w:shadow="0" w:frame="0"/>
             </w:tcBorders>
-            <w:shd w:val="clear" w:color="auto" w:fill="f8f8f8"/>
+            <w:shd w:val="clear" w:color="auto" w:fill="f9f9f8"/>
             <w:tcMar>
               <w:top w:type="dxa" w:w="80"/>
               <w:left w:type="dxa" w:w="80"/>
@@ -2110,7 +2162,7 @@
           </w:tcPr>
           <w:p>
             <w:pPr>
-              <w:pStyle w:val="Corps"/>
+              <w:pStyle w:val="Corps A"/>
               <w:jc w:val="center"/>
             </w:pPr>
             <w:r>
@@ -2138,7 +2190,16 @@
     </w:tbl>
     <w:p>
       <w:pPr>
-        <w:pStyle w:val="Corps"/>
+        <w:pStyle w:val="Corps A"/>
+        <w:keepNext w:val="1"/>
+        <w:widowControl w:val="0"/>
+        <w:spacing w:before="200" w:after="60"/>
+        <w:ind w:left="108" w:hanging="108"/>
+      </w:pPr>
+    </w:p>
+    <w:p>
+      <w:pPr>
+        <w:pStyle w:val="Corps A"/>
         <w:keepNext w:val="1"/>
         <w:widowControl w:val="0"/>
         <w:spacing w:before="200" w:after="60"/>
@@ -2146,7 +2207,7 @@
     </w:p>
     <w:p>
       <w:pPr>
-        <w:pStyle w:val="Corps"/>
+        <w:pStyle w:val="Corps A"/>
         <w:keepNext w:val="1"/>
         <w:spacing w:before="200" w:after="60"/>
       </w:pPr>
@@ -2172,6 +2233,7 @@
         <w:rPr>
           <w:rStyle w:val="Aucun"/>
           <w:rtl w:val="0"/>
+          <w:lang w:val="fr-FR"/>
         </w:rPr>
         <w:t>â</w:t>
       </w:r>
@@ -2268,7 +2330,7 @@
       <w:tblPr>
         <w:tblW w:w="9026" w:type="dxa"/>
         <w:jc w:val="left"/>
-        <w:tblInd w:w="108" w:type="dxa"/>
+        <w:tblInd w:w="216" w:type="dxa"/>
         <w:tblBorders>
           <w:top w:val="single" w:color="ffffff" w:sz="8" w:space="0" w:shadow="0" w:frame="0"/>
           <w:left w:val="single" w:color="ffffff" w:sz="8" w:space="0" w:shadow="0" w:frame="0"/>
@@ -2288,7 +2350,7 @@
           <w:shd w:val="clear" w:color="auto" w:fill="cdd4e9"/>
         </w:tblPrEx>
         <w:trPr>
-          <w:trHeight w:val="3610" w:hRule="atLeast"/>
+          <w:trHeight w:val="3672" w:hRule="atLeast"/>
         </w:trPr>
         <w:tc>
           <w:tcPr>
@@ -2301,40 +2363,43 @@
             </w:tcBorders>
             <w:shd w:val="clear" w:color="auto" w:fill="f9f9f9"/>
             <w:tcMar>
-              <w:top w:type="dxa" w:w="0"/>
+              <w:top w:type="dxa" w:w="80"/>
               <w:left w:type="dxa" w:w="80"/>
-              <w:bottom w:type="dxa" w:w="0"/>
+              <w:bottom w:type="dxa" w:w="80"/>
               <w:right w:type="dxa" w:w="80"/>
             </w:tcMar>
             <w:vAlign w:val="center"/>
           </w:tcPr>
           <w:p>
             <w:pPr>
-              <w:spacing w:before="0" w:after="0"/>
-              <w:ind w:left="0" w:right="0" w:firstLine="0"/>
+              <w:pStyle w:val="Corps"/>
               <w:jc w:val="center"/>
             </w:pPr>
             <w:r>
+              <w:rPr>
+                <w:rStyle w:val="Aucun"/>
+                <w:shd w:val="nil" w:color="auto" w:fill="auto"/>
+                <w:lang w:val="en-US"/>
+              </w:rPr>
               <w:drawing xmlns:a="http://schemas.openxmlformats.org/drawingml/2006/main">
                 <wp:inline distT="0" distB="0" distL="0" distR="0">
                   <wp:extent cx="3252431" cy="2292350"/>
                   <wp:effectExtent l="0" t="0" r="0" b="0"/>
-                  <wp:docPr id="1073741826" name="officeArt object"/>
+                  <wp:docPr id="1073741826" name="officeArt object" descr="officeArt object"/>
                   <wp:cNvGraphicFramePr/>
                   <a:graphic xmlns:a="http://schemas.openxmlformats.org/drawingml/2006/main">
                     <a:graphicData uri="http://schemas.openxmlformats.org/drawingml/2006/picture">
                       <pic:pic xmlns:pic="http://schemas.openxmlformats.org/drawingml/2006/picture">
                         <pic:nvPicPr>
-                          <pic:cNvPr id="1073741826" name="Capture d’écran 2026-10-08 à 09.56.34.png"/>
+                          <pic:cNvPr id="1073741826" name="officeArt object" descr="officeArt object"/>
                           <pic:cNvPicPr>
-                            <a:picLocks noChangeAspect="0"/>
+                            <a:picLocks noChangeAspect="1"/>
                           </pic:cNvPicPr>
                         </pic:nvPicPr>
                         <pic:blipFill>
                           <a:blip r:embed="rId5">
                             <a:extLst/>
                           </a:blip>
-                          <a:srcRect l="0" t="0" r="0" b="0"/>
                           <a:stretch>
                             <a:fillRect/>
                           </a:stretch>
@@ -2347,6 +2412,11 @@
                           <a:prstGeom prst="rect">
                             <a:avLst/>
                           </a:prstGeom>
+                          <a:ln w="12700" cap="flat">
+                            <a:noFill/>
+                            <a:miter lim="400000"/>
+                          </a:ln>
+                          <a:effectLst/>
                         </pic:spPr>
                       </pic:pic>
                     </a:graphicData>
@@ -2360,7 +2430,16 @@
     </w:tbl>
     <w:p>
       <w:pPr>
-        <w:pStyle w:val="Corps"/>
+        <w:pStyle w:val="Corps A"/>
+        <w:keepNext w:val="1"/>
+        <w:widowControl w:val="0"/>
+        <w:spacing w:before="200" w:after="60"/>
+        <w:ind w:left="108" w:hanging="108"/>
+      </w:pPr>
+    </w:p>
+    <w:p>
+      <w:pPr>
+        <w:pStyle w:val="Corps A"/>
         <w:keepNext w:val="1"/>
         <w:widowControl w:val="0"/>
         <w:spacing w:before="200" w:after="60"/>
@@ -2368,7 +2447,7 @@
     </w:p>
     <w:p>
       <w:pPr>
-        <w:pStyle w:val="Corps"/>
+        <w:pStyle w:val="Corps A"/>
         <w:keepNext w:val="1"/>
         <w:widowControl w:val="0"/>
         <w:spacing w:before="200" w:after="60"/>
@@ -2376,7 +2455,7 @@
     </w:p>
     <w:p>
       <w:pPr>
-        <w:pStyle w:val="Corps"/>
+        <w:pStyle w:val="Corps A"/>
         <w:keepNext w:val="1"/>
         <w:widowControl w:val="0"/>
         <w:spacing w:before="200" w:after="60"/>
@@ -2384,7 +2463,7 @@
     </w:p>
     <w:p>
       <w:pPr>
-        <w:pStyle w:val="Corps"/>
+        <w:pStyle w:val="Corps A"/>
         <w:keepNext w:val="1"/>
         <w:spacing w:before="200" w:after="60"/>
       </w:pPr>
@@ -2404,19 +2483,10 @@
           <w:b w:val="1"/>
           <w:bCs w:val="1"/>
           <w:rtl w:val="0"/>
+          <w:lang w:val="fr-FR"/>
         </w:rPr>
         <w:tab/>
-        <w:t>4</w:t>
-      </w:r>
-      <w:r>
-        <w:rPr>
-          <w:rStyle w:val="Aucun"/>
-          <w:b w:val="1"/>
-          <w:bCs w:val="1"/>
-          <w:rtl w:val="0"/>
-          <w:lang w:val="fr-FR"/>
-        </w:rPr>
-        <w:t xml:space="preserve"> : </w:t>
+        <w:t xml:space="preserve">4 : </w:t>
       </w:r>
       <w:r>
         <w:rPr>
@@ -2454,6 +2524,7 @@
         <w:rPr>
           <w:rStyle w:val="Aucun"/>
           <w:rtl w:val="0"/>
+          <w:lang w:val="fr-FR"/>
         </w:rPr>
         <w:t>.</w:t>
       </w:r>
@@ -2462,7 +2533,7 @@
       <w:tblPr>
         <w:tblW w:w="9026" w:type="dxa"/>
         <w:jc w:val="left"/>
-        <w:tblInd w:w="108" w:type="dxa"/>
+        <w:tblInd w:w="216" w:type="dxa"/>
         <w:tblBorders>
           <w:top w:val="single" w:color="ffffff" w:sz="8" w:space="0" w:shadow="0" w:frame="0"/>
           <w:left w:val="single" w:color="ffffff" w:sz="8" w:space="0" w:shadow="0" w:frame="0"/>
@@ -2482,7 +2553,7 @@
           <w:shd w:val="clear" w:color="auto" w:fill="cdd4e9"/>
         </w:tblPrEx>
         <w:trPr>
-          <w:trHeight w:val="3610" w:hRule="atLeast"/>
+          <w:trHeight w:val="3672" w:hRule="atLeast"/>
         </w:trPr>
         <w:tc>
           <w:tcPr>
@@ -2495,40 +2566,43 @@
             </w:tcBorders>
             <w:shd w:val="clear" w:color="auto" w:fill="fcfcfc"/>
             <w:tcMar>
-              <w:top w:type="dxa" w:w="0"/>
+              <w:top w:type="dxa" w:w="80"/>
               <w:left w:type="dxa" w:w="80"/>
-              <w:bottom w:type="dxa" w:w="0"/>
+              <w:bottom w:type="dxa" w:w="80"/>
               <w:right w:type="dxa" w:w="80"/>
             </w:tcMar>
             <w:vAlign w:val="center"/>
           </w:tcPr>
           <w:p>
             <w:pPr>
-              <w:spacing w:before="0" w:after="0"/>
-              <w:ind w:left="0" w:right="0" w:firstLine="0"/>
+              <w:pStyle w:val="Corps"/>
               <w:jc w:val="center"/>
             </w:pPr>
             <w:r>
+              <w:rPr>
+                <w:rStyle w:val="Aucun"/>
+                <w:shd w:val="nil" w:color="auto" w:fill="auto"/>
+                <w:lang w:val="en-US"/>
+              </w:rPr>
               <w:drawing xmlns:a="http://schemas.openxmlformats.org/drawingml/2006/main">
                 <wp:inline distT="0" distB="0" distL="0" distR="0">
                   <wp:extent cx="3527394" cy="2292350"/>
                   <wp:effectExtent l="0" t="0" r="0" b="0"/>
-                  <wp:docPr id="1073741827" name="officeArt object"/>
+                  <wp:docPr id="1073741827" name="officeArt object" descr="officeArt object"/>
                   <wp:cNvGraphicFramePr/>
                   <a:graphic xmlns:a="http://schemas.openxmlformats.org/drawingml/2006/main">
                     <a:graphicData uri="http://schemas.openxmlformats.org/drawingml/2006/picture">
                       <pic:pic xmlns:pic="http://schemas.openxmlformats.org/drawingml/2006/picture">
                         <pic:nvPicPr>
-                          <pic:cNvPr id="1073741827" name="Capture d’écran 2026-10-08 à 09.57.49.png"/>
+                          <pic:cNvPr id="1073741827" name="officeArt object" descr="officeArt object"/>
                           <pic:cNvPicPr>
-                            <a:picLocks noChangeAspect="0"/>
+                            <a:picLocks noChangeAspect="1"/>
                           </pic:cNvPicPr>
                         </pic:nvPicPr>
                         <pic:blipFill>
                           <a:blip r:embed="rId6">
                             <a:extLst/>
                           </a:blip>
-                          <a:srcRect l="0" t="0" r="0" b="0"/>
                           <a:stretch>
                             <a:fillRect/>
                           </a:stretch>
@@ -2541,6 +2615,11 @@
                           <a:prstGeom prst="rect">
                             <a:avLst/>
                           </a:prstGeom>
+                          <a:ln w="12700" cap="flat">
+                            <a:noFill/>
+                            <a:miter lim="400000"/>
+                          </a:ln>
+                          <a:effectLst/>
                         </pic:spPr>
                       </pic:pic>
                     </a:graphicData>
@@ -2554,7 +2633,16 @@
     </w:tbl>
     <w:p>
       <w:pPr>
-        <w:pStyle w:val="Corps"/>
+        <w:pStyle w:val="Corps A"/>
+        <w:keepNext w:val="1"/>
+        <w:widowControl w:val="0"/>
+        <w:spacing w:before="200" w:after="60"/>
+        <w:ind w:left="108" w:hanging="108"/>
+      </w:pPr>
+    </w:p>
+    <w:p>
+      <w:pPr>
+        <w:pStyle w:val="Corps A"/>
         <w:keepNext w:val="1"/>
         <w:widowControl w:val="0"/>
         <w:spacing w:before="200" w:after="60"/>
@@ -2562,7 +2650,7 @@
     </w:p>
     <w:p>
       <w:pPr>
-        <w:pStyle w:val="Corps"/>
+        <w:pStyle w:val="Corps A"/>
         <w:keepNext w:val="1"/>
         <w:spacing w:before="200" w:after="60"/>
       </w:pPr>
@@ -2584,17 +2672,7 @@
           <w:rtl w:val="0"/>
           <w:lang w:val="fr-FR"/>
         </w:rPr>
-        <w:t>5</w:t>
-      </w:r>
-      <w:r>
-        <w:rPr>
-          <w:rStyle w:val="Aucun"/>
-          <w:b w:val="1"/>
-          <w:bCs w:val="1"/>
-          <w:rtl w:val="0"/>
-          <w:lang w:val="fr-FR"/>
-        </w:rPr>
-        <w:t xml:space="preserve"> : </w:t>
+        <w:t xml:space="preserve">5 : </w:t>
       </w:r>
       <w:r>
         <w:rPr>
@@ -2656,6 +2734,7 @@
         <w:rPr>
           <w:rStyle w:val="Aucun"/>
           <w:rtl w:val="0"/>
+          <w:lang w:val="fr-FR"/>
         </w:rPr>
         <w:t xml:space="preserve">à </w:t>
       </w:r>
@@ -2672,7 +2751,7 @@
       <w:tblPr>
         <w:tblW w:w="9026" w:type="dxa"/>
         <w:jc w:val="left"/>
-        <w:tblInd w:w="108" w:type="dxa"/>
+        <w:tblInd w:w="216" w:type="dxa"/>
         <w:tblBorders>
           <w:top w:val="single" w:color="ffffff" w:sz="8" w:space="0" w:shadow="0" w:frame="0"/>
           <w:left w:val="single" w:color="ffffff" w:sz="8" w:space="0" w:shadow="0" w:frame="0"/>
@@ -2692,7 +2771,7 @@
           <w:shd w:val="clear" w:color="auto" w:fill="cdd4e9"/>
         </w:tblPrEx>
         <w:trPr>
-          <w:trHeight w:val="3610" w:hRule="atLeast"/>
+          <w:trHeight w:val="3672" w:hRule="atLeast"/>
         </w:trPr>
         <w:tc>
           <w:tcPr>
@@ -2705,40 +2784,51 @@
             </w:tcBorders>
             <w:shd w:val="clear" w:color="auto" w:fill="1e1e1e"/>
             <w:tcMar>
-              <w:top w:type="dxa" w:w="0"/>
+              <w:top w:type="dxa" w:w="80"/>
               <w:left w:type="dxa" w:w="80"/>
-              <w:bottom w:type="dxa" w:w="0"/>
+              <w:bottom w:type="dxa" w:w="80"/>
               <w:right w:type="dxa" w:w="80"/>
             </w:tcMar>
             <w:vAlign w:val="center"/>
           </w:tcPr>
           <w:p>
             <w:pPr>
-              <w:spacing w:before="0" w:after="0"/>
-              <w:ind w:left="0" w:right="0" w:firstLine="0"/>
+              <w:pStyle w:val="Corps"/>
               <w:jc w:val="center"/>
             </w:pPr>
             <w:r>
+              <w:rPr>
+                <w:rStyle w:val="Aucun"/>
+                <w:outline w:val="0"/>
+                <w:color w:val="ffffff"/>
+                <w:u w:color="ffffff"/>
+                <w:shd w:val="nil" w:color="auto" w:fill="auto"/>
+                <w:lang w:val="en-US"/>
+                <w14:textFill>
+                  <w14:solidFill>
+                    <w14:srgbClr w14:val="FFFFFF"/>
+                  </w14:solidFill>
+                </w14:textFill>
+              </w:rPr>
               <w:drawing xmlns:a="http://schemas.openxmlformats.org/drawingml/2006/main">
                 <wp:inline distT="0" distB="0" distL="0" distR="0">
                   <wp:extent cx="3760259" cy="2292350"/>
                   <wp:effectExtent l="0" t="0" r="0" b="0"/>
-                  <wp:docPr id="1073741828" name="officeArt object"/>
+                  <wp:docPr id="1073741828" name="officeArt object" descr="officeArt object"/>
                   <wp:cNvGraphicFramePr/>
                   <a:graphic xmlns:a="http://schemas.openxmlformats.org/drawingml/2006/main">
                     <a:graphicData uri="http://schemas.openxmlformats.org/drawingml/2006/picture">
                       <pic:pic xmlns:pic="http://schemas.openxmlformats.org/drawingml/2006/picture">
                         <pic:nvPicPr>
-                          <pic:cNvPr id="1073741828" name="Capture d’écran 2026-10-08 à 09.57.59.png"/>
+                          <pic:cNvPr id="1073741828" name="officeArt object" descr="officeArt object"/>
                           <pic:cNvPicPr>
-                            <a:picLocks noChangeAspect="0"/>
+                            <a:picLocks noChangeAspect="1"/>
                           </pic:cNvPicPr>
                         </pic:nvPicPr>
                         <pic:blipFill>
                           <a:blip r:embed="rId7">
                             <a:extLst/>
                           </a:blip>
-                          <a:srcRect l="0" t="0" r="0" b="0"/>
                           <a:stretch>
                             <a:fillRect/>
                           </a:stretch>
@@ -2751,6 +2841,11 @@
                           <a:prstGeom prst="rect">
                             <a:avLst/>
                           </a:prstGeom>
+                          <a:ln w="12700" cap="flat">
+                            <a:noFill/>
+                            <a:miter lim="400000"/>
+                          </a:ln>
+                          <a:effectLst/>
                         </pic:spPr>
                       </pic:pic>
                     </a:graphicData>
@@ -2764,7 +2859,16 @@
     </w:tbl>
     <w:p>
       <w:pPr>
-        <w:pStyle w:val="Corps"/>
+        <w:pStyle w:val="Corps A"/>
+        <w:keepNext w:val="1"/>
+        <w:widowControl w:val="0"/>
+        <w:spacing w:before="200" w:after="60"/>
+        <w:ind w:left="108" w:hanging="108"/>
+      </w:pPr>
+    </w:p>
+    <w:p>
+      <w:pPr>
+        <w:pStyle w:val="Corps A"/>
         <w:keepNext w:val="1"/>
         <w:widowControl w:val="0"/>
         <w:spacing w:before="200" w:after="60"/>
@@ -2772,7 +2876,7 @@
     </w:p>
     <w:p>
       <w:pPr>
-        <w:pStyle w:val="Corps"/>
+        <w:pStyle w:val="Corps A"/>
         <w:keepNext w:val="1"/>
         <w:widowControl w:val="0"/>
         <w:spacing w:before="200" w:after="60"/>
@@ -2780,11 +2884,12 @@
     </w:p>
     <w:p>
       <w:pPr>
-        <w:pStyle w:val="Corps"/>
+        <w:pStyle w:val="Corps A"/>
         <w:keepNext w:val="1"/>
         <w:widowControl w:val="0"/>
         <w:spacing w:before="200" w:after="60"/>
         <w:rPr>
+          <w:rStyle w:val="Aucun"/>
           <w:b w:val="1"/>
           <w:bCs w:val="1"/>
         </w:rPr>
@@ -2792,7 +2897,7 @@
     </w:p>
     <w:p>
       <w:pPr>
-        <w:pStyle w:val="Corps"/>
+        <w:pStyle w:val="Corps A"/>
         <w:keepNext w:val="1"/>
         <w:widowControl w:val="0"/>
         <w:spacing w:before="200" w:after="60"/>
@@ -2800,7 +2905,7 @@
     </w:p>
     <w:p>
       <w:pPr>
-        <w:pStyle w:val="Corps"/>
+        <w:pStyle w:val="Corps A"/>
         <w:keepNext w:val="1"/>
         <w:widowControl w:val="0"/>
         <w:spacing w:before="200" w:after="60"/>
@@ -2808,7 +2913,7 @@
     </w:p>
     <w:p>
       <w:pPr>
-        <w:pStyle w:val="Corps"/>
+        <w:pStyle w:val="Corps A"/>
         <w:keepNext w:val="1"/>
         <w:widowControl w:val="0"/>
         <w:spacing w:before="200" w:after="60"/>
@@ -2816,7 +2921,7 @@
     </w:p>
     <w:p>
       <w:pPr>
-        <w:pStyle w:val="Corps"/>
+        <w:pStyle w:val="Corps A"/>
         <w:keepNext w:val="1"/>
         <w:widowControl w:val="0"/>
         <w:spacing w:before="200" w:after="60"/>
@@ -2824,7 +2929,7 @@
     </w:p>
     <w:p>
       <w:pPr>
-        <w:pStyle w:val="Corps"/>
+        <w:pStyle w:val="Corps A"/>
         <w:keepNext w:val="1"/>
         <w:widowControl w:val="0"/>
         <w:spacing w:before="200" w:after="60"/>
@@ -2832,7 +2937,7 @@
     </w:p>
     <w:p>
       <w:pPr>
-        <w:pStyle w:val="Corps"/>
+        <w:pStyle w:val="Corps A"/>
         <w:keepNext w:val="1"/>
         <w:widowControl w:val="0"/>
         <w:spacing w:before="200" w:after="60"/>
@@ -2840,7 +2945,7 @@
     </w:p>
     <w:p>
       <w:pPr>
-        <w:pStyle w:val="Corps"/>
+        <w:pStyle w:val="Corps A"/>
         <w:keepNext w:val="1"/>
         <w:widowControl w:val="0"/>
         <w:spacing w:before="200" w:after="60"/>
@@ -2848,15 +2953,7 @@
     </w:p>
     <w:p>
       <w:pPr>
-        <w:pStyle w:val="Corps"/>
-        <w:keepNext w:val="1"/>
-        <w:widowControl w:val="0"/>
-        <w:spacing w:before="200" w:after="60"/>
-      </w:pPr>
-    </w:p>
-    <w:p>
-      <w:pPr>
-        <w:pStyle w:val="Corps"/>
+        <w:pStyle w:val="Corps A"/>
         <w:keepNext w:val="1"/>
         <w:widowControl w:val="0"/>
         <w:spacing w:before="200" w:after="60"/>
@@ -3056,7 +3153,7 @@
   </w:style>
   <w:style w:type="paragraph" w:styleId="Titre rouge">
     <w:name w:val="Titre rouge"/>
-    <w:next w:val="Corps"/>
+    <w:next w:val="Corps A"/>
     <w:pPr>
       <w:keepNext w:val="1"/>
       <w:keepLines w:val="0"/>
@@ -3081,18 +3178,19 @@
       <w:strike w:val="0"/>
       <w:dstrike w:val="0"/>
       <w:outline w:val="0"/>
-      <w:color w:val="ed220b"/>
+      <w:color w:val="ee220c"/>
       <w:spacing w:val="0"/>
       <w:kern w:val="0"/>
       <w:position w:val="0"/>
       <w:sz w:val="32"/>
       <w:szCs w:val="32"/>
-      <w:u w:val="none"/>
+      <w:u w:val="none" w:color="ee220c"/>
       <w:shd w:val="nil" w:color="auto" w:fill="auto"/>
       <w:vertAlign w:val="baseline"/>
       <w:lang w:val="fr-FR"/>
-      <w14:textOutline>
+      <w14:textOutline w14:w="12700" w14:cap="flat">
         <w14:noFill/>
+        <w14:miter w14:lim="400000"/>
       </w14:textOutline>
       <w14:textFill>
         <w14:solidFill>
@@ -3101,9 +3199,9 @@
       </w14:textFill>
     </w:rPr>
   </w:style>
-  <w:style w:type="paragraph" w:styleId="Corps">
-    <w:name w:val="Corps"/>
-    <w:next w:val="Corps"/>
+  <w:style w:type="paragraph" w:styleId="Corps A">
+    <w:name w:val="Corps A"/>
+    <w:next w:val="Corps A"/>
     <w:pPr>
       <w:keepNext w:val="0"/>
       <w:keepLines w:val="0"/>
@@ -3138,8 +3236,9 @@
       <w:shd w:val="nil" w:color="auto" w:fill="auto"/>
       <w:vertAlign w:val="baseline"/>
       <w:lang w:val="fr-FR"/>
-      <w14:textOutline>
+      <w14:textOutline w14:w="12700" w14:cap="flat">
         <w14:noFill/>
+        <w14:miter w14:lim="400000"/>
       </w14:textOutline>
       <w14:textFill>
         <w14:solidFill>
@@ -3154,9 +3253,9 @@
       <w:lang w:val="fr-FR"/>
     </w:rPr>
   </w:style>
-  <w:style w:type="paragraph" w:styleId="Titre">
-    <w:name w:val="Titre"/>
-    <w:next w:val="Corps"/>
+  <w:style w:type="paragraph" w:styleId="Titre A">
+    <w:name w:val="Titre A"/>
+    <w:next w:val="Corps A"/>
     <w:pPr>
       <w:keepNext w:val="0"/>
       <w:keepLines w:val="0"/>
@@ -3191,12 +3290,59 @@
       <w:shd w:val="nil" w:color="auto" w:fill="auto"/>
       <w:vertAlign w:val="baseline"/>
       <w:lang w:val="fr-FR"/>
+      <w14:textOutline w14:w="12700" w14:cap="flat">
+        <w14:noFill/>
+        <w14:miter w14:lim="400000"/>
+      </w14:textOutline>
+      <w14:textFill>
+        <w14:solidFill>
+          <w14:srgbClr w14:val="222222"/>
+        </w14:solidFill>
+      </w14:textFill>
+    </w:rPr>
+  </w:style>
+  <w:style w:type="paragraph" w:styleId="Corps">
+    <w:name w:val="Corps"/>
+    <w:next w:val="Corps"/>
+    <w:pPr>
+      <w:keepNext w:val="0"/>
+      <w:keepLines w:val="0"/>
+      <w:pageBreakBefore w:val="0"/>
+      <w:widowControl w:val="1"/>
+      <w:shd w:val="clear" w:color="auto" w:fill="auto"/>
+      <w:suppressAutoHyphens w:val="0"/>
+      <w:bidi w:val="0"/>
+      <w:spacing w:before="0" w:after="0" w:line="240" w:lineRule="auto"/>
+      <w:ind w:left="0" w:right="0" w:firstLine="0"/>
+      <w:jc w:val="left"/>
+      <w:outlineLvl w:val="9"/>
+    </w:pPr>
+    <w:rPr>
+      <w:rFonts w:ascii="Times New Roman" w:cs="Times New Roman" w:hAnsi="Times New Roman" w:eastAsia="Times New Roman"/>
+      <w:b w:val="0"/>
+      <w:bCs w:val="0"/>
+      <w:i w:val="0"/>
+      <w:iCs w:val="0"/>
+      <w:caps w:val="0"/>
+      <w:smallCaps w:val="0"/>
+      <w:strike w:val="0"/>
+      <w:dstrike w:val="0"/>
+      <w:outline w:val="0"/>
+      <w:color w:val="000000"/>
+      <w:spacing w:val="0"/>
+      <w:kern w:val="0"/>
+      <w:position w:val="0"/>
+      <w:sz w:val="24"/>
+      <w:szCs w:val="24"/>
+      <w:u w:val="none" w:color="000000"/>
+      <w:shd w:val="nil" w:color="auto" w:fill="auto"/>
+      <w:vertAlign w:val="baseline"/>
       <w14:textOutline>
         <w14:noFill/>
       </w14:textOutline>
       <w14:textFill>
         <w14:solidFill>
-          <w14:srgbClr w14:val="222222"/>
+          <w14:srgbClr w14:val="000000"/>
         </w14:solidFill>
       </w14:textFill>
     </w:rPr>
@@ -3247,9 +3393,9 @@
     </a:clrScheme>
     <a:fontScheme name="Office Theme">
       <a:majorFont>
-        <a:latin typeface="Helvetica Neue"/>
-        <a:ea typeface="Helvetica Neue"/>
-        <a:cs typeface="Helvetica Neue"/>
+        <a:latin typeface="Calibri"/>
+        <a:ea typeface="Calibri"/>
+        <a:cs typeface="Calibri"/>
       </a:majorFont>
       <a:minorFont>
         <a:latin typeface="Helvetica Neue"/>
@@ -3397,17 +3543,17 @@
         <a:solidFill>
           <a:srgbClr val="FFFFFF"/>
         </a:solidFill>
-        <a:ln w="12700" cap="flat">
+        <a:ln w="25400" cap="flat">
           <a:solidFill>
             <a:schemeClr val="accent1"/>
           </a:solidFill>
           <a:prstDash val="solid"/>
-          <a:miter lim="800000"/>
+          <a:round/>
         </a:ln>
         <a:effectLst/>
         <a:sp3d/>
       </a:spPr>
-      <a:bodyPr rot="0" spcFirstLastPara="1" vertOverflow="overflow" horzOverflow="overflow" vert="horz" wrap="square" lIns="45719" tIns="45719" rIns="45719" bIns="45719" numCol="1" spcCol="38100" rtlCol="0" anchor="ctr" upright="0">
+      <a:bodyPr rot="0" spcFirstLastPara="1" vertOverflow="overflow" horzOverflow="overflow" vert="horz" wrap="square" lIns="45718" tIns="45718" rIns="45718" bIns="45718" numCol="1" spcCol="38100" rtlCol="0" anchor="ctr" upright="0">
         <a:spAutoFit/>
       </a:bodyPr>
       <a:lstStyle>
@@ -3435,10 +3581,10 @@
             </a:solidFill>
             <a:effectLst/>
             <a:uFillTx/>
-            <a:latin typeface="Calibri"/>
-            <a:ea typeface="Calibri"/>
-            <a:cs typeface="Calibri"/>
-            <a:sym typeface="Calibri"/>
+            <a:latin typeface="+mn-lt"/>
+            <a:ea typeface="+mn-ea"/>
+            <a:cs typeface="+mn-cs"/>
+            <a:sym typeface="Helvetica Neue"/>
           </a:defRPr>
         </a:defPPr>
         <a:lvl1pPr marL="0" marR="0" indent="0" algn="l" defTabSz="914400" rtl="0" fontAlgn="auto" latinLnBrk="1" hangingPunct="0">
@@ -3686,12 +3832,12 @@
     <a:lnDef>
       <a:spPr>
         <a:noFill/>
-        <a:ln w="12700" cap="flat">
+        <a:ln w="25400" cap="flat">
           <a:solidFill>
             <a:schemeClr val="accent1"/>
           </a:solidFill>
           <a:prstDash val="solid"/>
-          <a:miter lim="800000"/>
+          <a:round/>
         </a:ln>
         <a:effectLst/>
         <a:sp3d/>
@@ -3978,7 +4124,7 @@
         <a:effectLst/>
         <a:sp3d/>
       </a:spPr>
-      <a:bodyPr rot="0" spcFirstLastPara="1" vertOverflow="overflow" horzOverflow="overflow" vert="horz" wrap="square" lIns="45719" tIns="45719" rIns="45719" bIns="45719" numCol="1" spcCol="38100" rtlCol="0" anchor="t" upright="0">
+      <a:bodyPr rot="0" spcFirstLastPara="1" vertOverflow="overflow" horzOverflow="overflow" vert="horz" wrap="square" lIns="45718" tIns="45718" rIns="45718" bIns="45718" numCol="1" spcCol="38100" rtlCol="0" anchor="t" upright="0">
         <a:spAutoFit/>
       </a:bodyPr>
       <a:lstStyle>
@@ -4006,10 +4152,10 @@
             </a:solidFill>
             <a:effectLst/>
             <a:uFillTx/>
-            <a:latin typeface="Calibri"/>
-            <a:ea typeface="Calibri"/>
-            <a:cs typeface="Calibri"/>
-            <a:sym typeface="Calibri"/>
+            <a:latin typeface="+mn-lt"/>
+            <a:ea typeface="+mn-ea"/>
+            <a:cs typeface="+mn-cs"/>
+            <a:sym typeface="Helvetica Neue"/>
           </a:defRPr>
         </a:defPPr>
         <a:lvl1pPr marL="0" marR="0" indent="0" algn="l" defTabSz="914400" rtl="0" fontAlgn="auto" latinLnBrk="1" hangingPunct="0">

--- a/rendu/Rendu_TP2_TaskFlow_v1.docx
+++ b/rendu/Rendu_TP2_TaskFlow_v1.docx
@@ -69,55 +69,55 @@
       </w:pPr>
       <w:r>
         <w:rPr>
+          <w:rStyle w:val="Aucun A"/>
+          <w:rtl w:val="0"/>
+          <w:lang w:val="fr-FR"/>
+        </w:rPr>
+        <w:t>TaskFlow v1 reprend la v0 et ajoute la sauvegarde des t</w:t>
+      </w:r>
+      <w:r>
+        <w:rPr>
+          <w:rStyle w:val="Aucun A"/>
+          <w:rtl w:val="0"/>
+          <w:lang w:val="fr-FR"/>
+        </w:rPr>
+        <w:t>â</w:t>
+      </w:r>
+      <w:r>
+        <w:rPr>
+          <w:rStyle w:val="Aucun A"/>
+          <w:rtl w:val="0"/>
+          <w:lang w:val="fr-FR"/>
+        </w:rPr>
+        <w:t>ches, le titre d'onglet dynamique, le focus automatique, la priorit</w:t>
+      </w:r>
+      <w:r>
+        <w:rPr>
+          <w:rStyle w:val="Aucun A"/>
+          <w:rtl w:val="0"/>
+          <w:lang w:val="fr-FR"/>
+        </w:rPr>
+        <w:t>é</w:t>
+      </w:r>
+      <w:r>
+        <w:rPr>
+          <w:rStyle w:val="Aucun A"/>
+          <w:rtl w:val="0"/>
+          <w:lang w:val="fr-FR"/>
+        </w:rPr>
+        <w:t>, un minuteur de concentration et un th</w:t>
+      </w:r>
+      <w:r>
+        <w:rPr>
           <w:rStyle w:val="Aucun"/>
           <w:rtl w:val="0"/>
-          <w:lang w:val="fr-FR"/>
-        </w:rPr>
-        <w:t>TaskFlow v1 reprend la v0 et ajoute la sauvegarde des t</w:t>
-      </w:r>
-      <w:r>
-        <w:rPr>
-          <w:rStyle w:val="Aucun"/>
-          <w:rtl w:val="0"/>
-          <w:lang w:val="fr-FR"/>
-        </w:rPr>
-        <w:t>â</w:t>
-      </w:r>
-      <w:r>
-        <w:rPr>
-          <w:rStyle w:val="Aucun"/>
-          <w:rtl w:val="0"/>
-          <w:lang w:val="fr-FR"/>
-        </w:rPr>
-        <w:t>ches, le titre d'onglet dynamique, le focus automatique, la priorit</w:t>
-      </w:r>
-      <w:r>
-        <w:rPr>
-          <w:rStyle w:val="Aucun"/>
-          <w:rtl w:val="0"/>
-          <w:lang w:val="fr-FR"/>
-        </w:rPr>
-        <w:t>é</w:t>
-      </w:r>
-      <w:r>
-        <w:rPr>
-          <w:rStyle w:val="Aucun"/>
-          <w:rtl w:val="0"/>
-          <w:lang w:val="fr-FR"/>
-        </w:rPr>
-        <w:t>, un minuteur de concentration et un th</w:t>
-      </w:r>
-      <w:r>
-        <w:rPr>
-          <w:rStyle w:val="Aucun"/>
-          <w:rtl w:val="0"/>
           <w:lang w:val="it-IT"/>
         </w:rPr>
         <w:t>è</w:t>
       </w:r>
       <w:r>
         <w:rPr>
-          <w:rStyle w:val="Aucun"/>
+          <w:rStyle w:val="Aucun A"/>
           <w:rtl w:val="0"/>
           <w:lang w:val="fr-FR"/>
         </w:rPr>
@@ -144,7 +144,7 @@
       </w:pPr>
       <w:r>
         <w:rPr>
-          <w:rStyle w:val="Aucun"/>
+          <w:rStyle w:val="Aucun A"/>
           <w:rtl w:val="0"/>
           <w:lang w:val="fr-FR"/>
         </w:rPr>
@@ -163,7 +163,7 @@
       </w:r>
       <w:r>
         <w:rPr>
-          <w:rStyle w:val="Aucun"/>
+          <w:rStyle w:val="Aucun A"/>
           <w:rtl w:val="0"/>
           <w:lang w:val="fr-FR"/>
         </w:rPr>
@@ -182,7 +182,7 @@
       </w:r>
       <w:r>
         <w:rPr>
-          <w:rStyle w:val="Aucun"/>
+          <w:rStyle w:val="Aucun A"/>
           <w:rtl w:val="0"/>
           <w:lang w:val="fr-FR"/>
         </w:rPr>
@@ -201,7 +201,7 @@
       </w:r>
       <w:r>
         <w:rPr>
-          <w:rStyle w:val="Aucun"/>
+          <w:rStyle w:val="Aucun A"/>
           <w:rtl w:val="0"/>
           <w:lang w:val="fr-FR"/>
         </w:rPr>
@@ -220,7 +220,7 @@
       </w:r>
       <w:r>
         <w:rPr>
-          <w:rStyle w:val="Aucun"/>
+          <w:rStyle w:val="Aucun A"/>
           <w:rtl w:val="0"/>
           <w:lang w:val="fr-FR"/>
         </w:rPr>
@@ -268,7 +268,7 @@
       <w:tblPr>
         <w:tblW w:w="9026" w:type="dxa"/>
         <w:jc w:val="left"/>
-        <w:tblInd w:w="216" w:type="dxa"/>
+        <w:tblInd w:w="324" w:type="dxa"/>
         <w:tblBorders>
           <w:top w:val="single" w:color="ffffff" w:sz="8" w:space="0" w:shadow="0" w:frame="0"/>
           <w:left w:val="single" w:color="ffffff" w:sz="8" w:space="0" w:shadow="0" w:frame="0"/>
@@ -290,7 +290,7 @@
           <w:shd w:val="clear" w:color="auto" w:fill="4472c4"/>
         </w:tblPrEx>
         <w:trPr>
-          <w:trHeight w:val="231" w:hRule="atLeast"/>
+          <w:trHeight w:val="241" w:hRule="atLeast"/>
           <w:tblHeader/>
         </w:trPr>
         <w:tc>
@@ -415,7 +415,7 @@
           <w:shd w:val="clear" w:color="auto" w:fill="cdd4e9"/>
         </w:tblPrEx>
         <w:trPr>
-          <w:trHeight w:val="769" w:hRule="atLeast"/>
+          <w:trHeight w:val="779" w:hRule="atLeast"/>
         </w:trPr>
         <w:tc>
           <w:tcPr>
@@ -621,7 +621,7 @@
           <w:shd w:val="clear" w:color="auto" w:fill="cdd4e9"/>
         </w:tblPrEx>
         <w:trPr>
-          <w:trHeight w:val="509" w:hRule="atLeast"/>
+          <w:trHeight w:val="519" w:hRule="atLeast"/>
         </w:trPr>
         <w:tc>
           <w:tcPr>
@@ -848,7 +848,7 @@
           <w:shd w:val="clear" w:color="auto" w:fill="cdd4e9"/>
         </w:tblPrEx>
         <w:trPr>
-          <w:trHeight w:val="500" w:hRule="atLeast"/>
+          <w:trHeight w:val="510" w:hRule="atLeast"/>
         </w:trPr>
         <w:tc>
           <w:tcPr>
@@ -1009,7 +1009,7 @@
           <w:shd w:val="clear" w:color="auto" w:fill="cdd4e9"/>
         </w:tblPrEx>
         <w:trPr>
-          <w:trHeight w:val="509" w:hRule="atLeast"/>
+          <w:trHeight w:val="519" w:hRule="atLeast"/>
         </w:trPr>
         <w:tc>
           <w:tcPr>
@@ -1173,7 +1173,7 @@
           <w:shd w:val="clear" w:color="auto" w:fill="cdd4e9"/>
         </w:tblPrEx>
         <w:trPr>
-          <w:trHeight w:val="769" w:hRule="atLeast"/>
+          <w:trHeight w:val="779" w:hRule="atLeast"/>
         </w:trPr>
         <w:tc>
           <w:tcPr>
@@ -1397,7 +1397,7 @@
           <w:shd w:val="clear" w:color="auto" w:fill="cdd4e9"/>
         </w:tblPrEx>
         <w:trPr>
-          <w:trHeight w:val="769" w:hRule="atLeast"/>
+          <w:trHeight w:val="779" w:hRule="atLeast"/>
         </w:trPr>
         <w:tc>
           <w:tcPr>
@@ -1645,6 +1645,13 @@
       <w:pPr>
         <w:pStyle w:val="Titre A"/>
         <w:widowControl w:val="0"/>
+        <w:ind w:left="216" w:hanging="216"/>
+      </w:pPr>
+    </w:p>
+    <w:p>
+      <w:pPr>
+        <w:pStyle w:val="Titre A"/>
+        <w:widowControl w:val="0"/>
         <w:ind w:left="108" w:hanging="108"/>
       </w:pPr>
     </w:p>
@@ -1660,7 +1667,7 @@
       </w:pPr>
       <w:r>
         <w:rPr>
-          <w:rStyle w:val="Aucun"/>
+          <w:rStyle w:val="Aucun A"/>
           <w:rtl w:val="0"/>
           <w:lang w:val="fr-FR"/>
         </w:rPr>
@@ -1668,7 +1675,7 @@
       </w:r>
       <w:r>
         <w:rPr>
-          <w:rStyle w:val="Aucun"/>
+          <w:rStyle w:val="Aucun A"/>
           <w:rtl w:val="0"/>
           <w:lang w:val="fr-FR"/>
         </w:rPr>
@@ -1701,24 +1708,120 @@
       </w:r>
       <w:r>
         <w:rPr>
+          <w:rStyle w:val="Aucun A"/>
+          <w:rtl w:val="0"/>
+          <w:lang w:val="fr-FR"/>
+        </w:rPr>
+        <w:t>É</w:t>
+      </w:r>
+      <w:r>
+        <w:rPr>
           <w:rStyle w:val="Aucun"/>
           <w:rtl w:val="0"/>
-          <w:lang w:val="fr-FR"/>
-        </w:rPr>
-        <w:t>É</w:t>
+          <w:lang w:val="es-ES_tradnl"/>
+        </w:rPr>
+        <w:t>cran de d</w:t>
+      </w:r>
+      <w:r>
+        <w:rPr>
+          <w:rStyle w:val="Aucun A"/>
+          <w:rtl w:val="0"/>
+          <w:lang w:val="fr-FR"/>
+        </w:rPr>
+        <w:t>é</w:t>
+      </w:r>
+      <w:r>
+        <w:rPr>
+          <w:rStyle w:val="Aucun A"/>
+          <w:rtl w:val="0"/>
+          <w:lang w:val="fr-FR"/>
+        </w:rPr>
+        <w:t xml:space="preserve">part sur http://localhost:5173, navigateur en mode clair : le titre </w:t>
+      </w:r>
+      <w:r>
+        <w:rPr>
+          <w:rStyle w:val="Aucun A"/>
+          <w:rtl w:val="0"/>
+          <w:lang w:val="fr-FR"/>
+        </w:rPr>
+        <w:t xml:space="preserve">« </w:t>
       </w:r>
       <w:r>
         <w:rPr>
           <w:rStyle w:val="Aucun"/>
           <w:rtl w:val="0"/>
-          <w:lang w:val="es-ES_tradnl"/>
-        </w:rPr>
-        <w:t>cran de d</w:t>
+          <w:lang w:val="en-US"/>
+        </w:rPr>
+        <w:t xml:space="preserve">TaskFlow 0 restante(s) </w:t>
       </w:r>
       <w:r>
         <w:rPr>
           <w:rStyle w:val="Aucun"/>
           <w:rtl w:val="0"/>
+          <w:lang w:val="it-IT"/>
+        </w:rPr>
+        <w:t>»</w:t>
+      </w:r>
+      <w:r>
+        <w:rPr>
+          <w:rStyle w:val="Aucun A"/>
+          <w:rtl w:val="0"/>
+          <w:lang w:val="fr-FR"/>
+        </w:rPr>
+        <w:t xml:space="preserve">, le bouton </w:t>
+      </w:r>
+      <w:r>
+        <w:rPr>
+          <w:rStyle w:val="Aucun A"/>
+          <w:rtl w:val="0"/>
+          <w:lang w:val="fr-FR"/>
+        </w:rPr>
+        <w:t xml:space="preserve">« </w:t>
+      </w:r>
+      <w:r>
+        <w:rPr>
+          <w:rStyle w:val="Aucun A"/>
+          <w:rtl w:val="0"/>
+          <w:lang w:val="fr-FR"/>
+        </w:rPr>
+        <w:t xml:space="preserve">Mode sombre </w:t>
+      </w:r>
+      <w:r>
+        <w:rPr>
+          <w:rStyle w:val="Aucun"/>
+          <w:rtl w:val="0"/>
+          <w:lang w:val="it-IT"/>
+        </w:rPr>
+        <w:t xml:space="preserve">» </w:t>
+      </w:r>
+      <w:r>
+        <w:rPr>
+          <w:rStyle w:val="Aucun A"/>
+          <w:rtl w:val="0"/>
+          <w:lang w:val="fr-FR"/>
+        </w:rPr>
+        <w:t xml:space="preserve">en haut </w:t>
+      </w:r>
+      <w:r>
+        <w:rPr>
+          <w:rStyle w:val="Aucun A"/>
+          <w:rtl w:val="0"/>
+          <w:lang w:val="fr-FR"/>
+        </w:rPr>
+        <w:t xml:space="preserve">à </w:t>
+      </w:r>
+      <w:r>
+        <w:rPr>
+          <w:rStyle w:val="Aucun A"/>
+          <w:rtl w:val="0"/>
+          <w:lang w:val="fr-FR"/>
+        </w:rPr>
+        <w:t>droite, le formulaire avec la liste de priorit</w:t>
+      </w:r>
+      <w:r>
+        <w:rPr>
+          <w:rStyle w:val="Aucun A"/>
+          <w:rtl w:val="0"/>
           <w:lang w:val="fr-FR"/>
         </w:rPr>
         <w:t>é</w:t>
@@ -1727,25 +1830,89 @@
         <w:rPr>
           <w:rStyle w:val="Aucun"/>
           <w:rtl w:val="0"/>
-          <w:lang w:val="fr-FR"/>
-        </w:rPr>
-        <w:t xml:space="preserve">part sur http://localhost:5173, navigateur en mode clair : le titre </w:t>
+          <w:lang w:val="it-IT"/>
+        </w:rPr>
+        <w:t xml:space="preserve">, la carte </w:t>
+      </w:r>
+      <w:r>
+        <w:rPr>
+          <w:rStyle w:val="Aucun A"/>
+          <w:rtl w:val="0"/>
+          <w:lang w:val="fr-FR"/>
+        </w:rPr>
+        <w:t xml:space="preserve">« </w:t>
+      </w:r>
+      <w:r>
+        <w:rPr>
+          <w:rStyle w:val="Aucun A"/>
+          <w:rtl w:val="0"/>
+          <w:lang w:val="fr-FR"/>
+        </w:rPr>
+        <w:t xml:space="preserve">Concentration </w:t>
+      </w:r>
+      <w:r>
+        <w:rPr>
+          <w:rStyle w:val="Aucun A"/>
+          <w:rtl w:val="0"/>
+          <w:lang w:val="fr-FR"/>
+        </w:rPr>
+        <w:t xml:space="preserve">» à </w:t>
+      </w:r>
+      <w:r>
+        <w:rPr>
+          <w:rStyle w:val="Aucun A"/>
+          <w:rtl w:val="0"/>
+          <w:lang w:val="fr-FR"/>
+        </w:rPr>
+        <w:t xml:space="preserve">25:00 et </w:t>
+      </w:r>
+      <w:r>
+        <w:rPr>
+          <w:rStyle w:val="Aucun A"/>
+          <w:rtl w:val="0"/>
+          <w:lang w:val="fr-FR"/>
+        </w:rPr>
+        <w:t xml:space="preserve">« </w:t>
+      </w:r>
+      <w:r>
+        <w:rPr>
+          <w:rStyle w:val="Aucun A"/>
+          <w:rtl w:val="0"/>
+          <w:lang w:val="fr-FR"/>
+        </w:rPr>
+        <w:t>Aucune t</w:t>
+      </w:r>
+      <w:r>
+        <w:rPr>
+          <w:rStyle w:val="Aucun A"/>
+          <w:rtl w:val="0"/>
+          <w:lang w:val="fr-FR"/>
+        </w:rPr>
+        <w:t>â</w:t>
       </w:r>
       <w:r>
         <w:rPr>
           <w:rStyle w:val="Aucun"/>
           <w:rtl w:val="0"/>
-          <w:lang w:val="fr-FR"/>
-        </w:rPr>
-        <w:t xml:space="preserve">« </w:t>
+          <w:lang w:val="it-IT"/>
+        </w:rPr>
+        <w:t xml:space="preserve">che </w:t>
+      </w:r>
+      <w:r>
+        <w:rPr>
+          <w:rStyle w:val="Aucun A"/>
+          <w:rtl w:val="0"/>
+          <w:lang w:val="fr-FR"/>
+        </w:rPr>
+        <w:t xml:space="preserve">à </w:t>
       </w:r>
       <w:r>
         <w:rPr>
           <w:rStyle w:val="Aucun"/>
           <w:rtl w:val="0"/>
-          <w:lang w:val="en-US"/>
-        </w:rPr>
-        <w:t xml:space="preserve">TaskFlow 0 restante(s) </w:t>
+          <w:lang w:val="it-IT"/>
+        </w:rPr>
+        <w:t xml:space="preserve">afficher. </w:t>
       </w:r>
       <w:r>
         <w:rPr>
@@ -1757,47 +1924,31 @@
       </w:r>
       <w:r>
         <w:rPr>
-          <w:rStyle w:val="Aucun"/>
-          <w:rtl w:val="0"/>
-          <w:lang w:val="fr-FR"/>
-        </w:rPr>
-        <w:t xml:space="preserve">, le bouton </w:t>
-      </w:r>
-      <w:r>
-        <w:rPr>
-          <w:rStyle w:val="Aucun"/>
-          <w:rtl w:val="0"/>
-          <w:lang w:val="fr-FR"/>
-        </w:rPr>
-        <w:t xml:space="preserve">« </w:t>
-      </w:r>
-      <w:r>
-        <w:rPr>
-          <w:rStyle w:val="Aucun"/>
-          <w:rtl w:val="0"/>
-          <w:lang w:val="fr-FR"/>
-        </w:rPr>
-        <w:t xml:space="preserve">Mode sombre </w:t>
-      </w:r>
-      <w:r>
-        <w:rPr>
-          <w:rStyle w:val="Aucun"/>
-          <w:rtl w:val="0"/>
-          <w:lang w:val="it-IT"/>
-        </w:rPr>
-        <w:t xml:space="preserve">» </w:t>
-      </w:r>
-      <w:r>
-        <w:rPr>
-          <w:rStyle w:val="Aucun"/>
-          <w:rtl w:val="0"/>
-          <w:lang w:val="fr-FR"/>
-        </w:rPr>
-        <w:t xml:space="preserve">en haut </w:t>
-      </w:r>
-      <w:r>
-        <w:rPr>
-          <w:rStyle w:val="Aucun"/>
+          <w:rStyle w:val="Aucun A"/>
+          <w:rtl w:val="0"/>
+          <w:lang w:val="fr-FR"/>
+        </w:rPr>
+        <w:t>. Le curseur clignote d</w:t>
+      </w:r>
+      <w:r>
+        <w:rPr>
+          <w:rStyle w:val="Aucun A"/>
+          <w:rtl w:val="0"/>
+          <w:lang w:val="fr-FR"/>
+        </w:rPr>
+        <w:t>é</w:t>
+      </w:r>
+      <w:r>
+        <w:rPr>
+          <w:rStyle w:val="Aucun A"/>
+          <w:rtl w:val="0"/>
+          <w:lang w:val="fr-FR"/>
+        </w:rPr>
+        <w:t>j</w:t>
+      </w:r>
+      <w:r>
+        <w:rPr>
+          <w:rStyle w:val="Aucun A"/>
           <w:rtl w:val="0"/>
           <w:lang w:val="fr-FR"/>
         </w:rPr>
@@ -1805,151 +1956,7 @@
       </w:r>
       <w:r>
         <w:rPr>
-          <w:rStyle w:val="Aucun"/>
-          <w:rtl w:val="0"/>
-          <w:lang w:val="fr-FR"/>
-        </w:rPr>
-        <w:t>droite, le formulaire avec la liste de priorit</w:t>
-      </w:r>
-      <w:r>
-        <w:rPr>
-          <w:rStyle w:val="Aucun"/>
-          <w:rtl w:val="0"/>
-          <w:lang w:val="fr-FR"/>
-        </w:rPr>
-        <w:t>é</w:t>
-      </w:r>
-      <w:r>
-        <w:rPr>
-          <w:rStyle w:val="Aucun"/>
-          <w:rtl w:val="0"/>
-          <w:lang w:val="it-IT"/>
-        </w:rPr>
-        <w:t xml:space="preserve">, la carte </w:t>
-      </w:r>
-      <w:r>
-        <w:rPr>
-          <w:rStyle w:val="Aucun"/>
-          <w:rtl w:val="0"/>
-          <w:lang w:val="fr-FR"/>
-        </w:rPr>
-        <w:t xml:space="preserve">« </w:t>
-      </w:r>
-      <w:r>
-        <w:rPr>
-          <w:rStyle w:val="Aucun"/>
-          <w:rtl w:val="0"/>
-          <w:lang w:val="fr-FR"/>
-        </w:rPr>
-        <w:t xml:space="preserve">Concentration </w:t>
-      </w:r>
-      <w:r>
-        <w:rPr>
-          <w:rStyle w:val="Aucun"/>
-          <w:rtl w:val="0"/>
-          <w:lang w:val="fr-FR"/>
-        </w:rPr>
-        <w:t xml:space="preserve">» à </w:t>
-      </w:r>
-      <w:r>
-        <w:rPr>
-          <w:rStyle w:val="Aucun"/>
-          <w:rtl w:val="0"/>
-          <w:lang w:val="fr-FR"/>
-        </w:rPr>
-        <w:t xml:space="preserve">25:00 et </w:t>
-      </w:r>
-      <w:r>
-        <w:rPr>
-          <w:rStyle w:val="Aucun"/>
-          <w:rtl w:val="0"/>
-          <w:lang w:val="fr-FR"/>
-        </w:rPr>
-        <w:t xml:space="preserve">« </w:t>
-      </w:r>
-      <w:r>
-        <w:rPr>
-          <w:rStyle w:val="Aucun"/>
-          <w:rtl w:val="0"/>
-          <w:lang w:val="fr-FR"/>
-        </w:rPr>
-        <w:t>Aucune t</w:t>
-      </w:r>
-      <w:r>
-        <w:rPr>
-          <w:rStyle w:val="Aucun"/>
-          <w:rtl w:val="0"/>
-          <w:lang w:val="fr-FR"/>
-        </w:rPr>
-        <w:t>â</w:t>
-      </w:r>
-      <w:r>
-        <w:rPr>
-          <w:rStyle w:val="Aucun"/>
-          <w:rtl w:val="0"/>
-          <w:lang w:val="it-IT"/>
-        </w:rPr>
-        <w:t xml:space="preserve">che </w:t>
-      </w:r>
-      <w:r>
-        <w:rPr>
-          <w:rStyle w:val="Aucun"/>
-          <w:rtl w:val="0"/>
-          <w:lang w:val="fr-FR"/>
-        </w:rPr>
-        <w:t xml:space="preserve">à </w:t>
-      </w:r>
-      <w:r>
-        <w:rPr>
-          <w:rStyle w:val="Aucun"/>
-          <w:rtl w:val="0"/>
-          <w:lang w:val="it-IT"/>
-        </w:rPr>
-        <w:t xml:space="preserve">afficher. </w:t>
-      </w:r>
-      <w:r>
-        <w:rPr>
-          <w:rStyle w:val="Aucun"/>
-          <w:rtl w:val="0"/>
-          <w:lang w:val="it-IT"/>
-        </w:rPr>
-        <w:t>»</w:t>
-      </w:r>
-      <w:r>
-        <w:rPr>
-          <w:rStyle w:val="Aucun"/>
-          <w:rtl w:val="0"/>
-          <w:lang w:val="fr-FR"/>
-        </w:rPr>
-        <w:t>. Le curseur clignote d</w:t>
-      </w:r>
-      <w:r>
-        <w:rPr>
-          <w:rStyle w:val="Aucun"/>
-          <w:rtl w:val="0"/>
-          <w:lang w:val="fr-FR"/>
-        </w:rPr>
-        <w:t>é</w:t>
-      </w:r>
-      <w:r>
-        <w:rPr>
-          <w:rStyle w:val="Aucun"/>
-          <w:rtl w:val="0"/>
-          <w:lang w:val="fr-FR"/>
-        </w:rPr>
-        <w:t>j</w:t>
-      </w:r>
-      <w:r>
-        <w:rPr>
-          <w:rStyle w:val="Aucun"/>
-          <w:rtl w:val="0"/>
-          <w:lang w:val="fr-FR"/>
-        </w:rPr>
-        <w:t xml:space="preserve">à </w:t>
-      </w:r>
-      <w:r>
-        <w:rPr>
-          <w:rStyle w:val="Aucun"/>
+          <w:rStyle w:val="Aucun A"/>
           <w:rtl w:val="0"/>
           <w:lang w:val="fr-FR"/>
         </w:rPr>
@@ -1960,7 +1967,7 @@
       <w:tblPr>
         <w:tblW w:w="9026" w:type="dxa"/>
         <w:jc w:val="left"/>
-        <w:tblInd w:w="216" w:type="dxa"/>
+        <w:tblInd w:w="324" w:type="dxa"/>
         <w:tblBorders>
           <w:top w:val="single" w:color="ffffff" w:sz="8" w:space="0" w:shadow="0" w:frame="0"/>
           <w:left w:val="single" w:color="ffffff" w:sz="8" w:space="0" w:shadow="0" w:frame="0"/>
@@ -1980,7 +1987,7 @@
           <w:shd w:val="clear" w:color="auto" w:fill="cdd4e9"/>
         </w:tblPrEx>
         <w:trPr>
-          <w:trHeight w:val="3672" w:hRule="atLeast"/>
+          <w:trHeight w:val="3682" w:hRule="atLeast"/>
         </w:trPr>
         <w:tc>
           <w:tcPr>
@@ -2002,7 +2009,7 @@
           </w:tcPr>
           <w:p>
             <w:pPr>
-              <w:pStyle w:val="Corps"/>
+              <w:pStyle w:val="Corps B"/>
               <w:jc w:val="center"/>
             </w:pPr>
             <w:r>
@@ -2064,130 +2071,9 @@
         <w:keepNext w:val="1"/>
         <w:widowControl w:val="0"/>
         <w:spacing w:before="200" w:after="60"/>
-        <w:ind w:left="108" w:hanging="108"/>
+        <w:ind w:left="216" w:hanging="216"/>
       </w:pPr>
     </w:p>
-    <w:p>
-      <w:pPr>
-        <w:pStyle w:val="Corps A"/>
-        <w:keepNext w:val="1"/>
-        <w:widowControl w:val="0"/>
-        <w:spacing w:before="200" w:after="60"/>
-      </w:pPr>
-    </w:p>
-    <w:p>
-      <w:pPr>
-        <w:pStyle w:val="Corps A"/>
-        <w:keepNext w:val="1"/>
-        <w:spacing w:before="200" w:after="60"/>
-      </w:pPr>
-      <w:r>
-        <w:rPr>
-          <w:rStyle w:val="Aucun"/>
-          <w:b w:val="1"/>
-          <w:bCs w:val="1"/>
-          <w:rtl w:val="0"/>
-          <w:lang w:val="fr-FR"/>
-        </w:rPr>
-        <w:t xml:space="preserve">Capture 2 : </w:t>
-      </w:r>
-      <w:r>
-        <w:rPr>
-          <w:rStyle w:val="Aucun"/>
-          <w:rtl w:val="0"/>
-          <w:lang w:val="fr-FR"/>
-        </w:rPr>
-        <w:t>Le menu de priorit</w:t>
-      </w:r>
-      <w:r>
-        <w:rPr>
-          <w:rStyle w:val="Aucun"/>
-          <w:rtl w:val="0"/>
-          <w:lang w:val="fr-FR"/>
-        </w:rPr>
-        <w:t xml:space="preserve">é </w:t>
-      </w:r>
-      <w:r>
-        <w:rPr>
-          <w:rStyle w:val="Aucun"/>
-          <w:rtl w:val="0"/>
-          <w:lang w:val="fr-FR"/>
-        </w:rPr>
-        <w:t>ouvert (Haute / Moyenne / Basse).</w:t>
-      </w:r>
-    </w:p>
-    <w:tbl>
-      <w:tblPr>
-        <w:tblW w:w="9026" w:type="dxa"/>
-        <w:jc w:val="left"/>
-        <w:tblInd w:w="216" w:type="dxa"/>
-        <w:tblBorders>
-          <w:top w:val="single" w:color="ffffff" w:sz="8" w:space="0" w:shadow="0" w:frame="0"/>
-          <w:left w:val="single" w:color="ffffff" w:sz="8" w:space="0" w:shadow="0" w:frame="0"/>
-          <w:bottom w:val="single" w:color="ffffff" w:sz="8" w:space="0" w:shadow="0" w:frame="0"/>
-          <w:right w:val="single" w:color="ffffff" w:sz="8" w:space="0" w:shadow="0" w:frame="0"/>
-          <w:insideH w:val="single" w:color="ffffff" w:sz="8" w:space="0" w:shadow="0" w:frame="0"/>
-          <w:insideV w:val="single" w:color="ffffff" w:sz="8" w:space="0" w:shadow="0" w:frame="0"/>
-        </w:tblBorders>
-        <w:shd w:val="clear" w:color="auto" w:fill="cdd4e9"/>
-        <w:tblLayout w:type="fixed"/>
-      </w:tblPr>
-      <w:tblGrid>
-        <w:gridCol w:w="9026"/>
-      </w:tblGrid>
-      <w:tr>
-        <w:tblPrEx>
-          <w:shd w:val="clear" w:color="auto" w:fill="cdd4e9"/>
-        </w:tblPrEx>
-        <w:trPr>
-          <w:trHeight w:val="3460" w:hRule="atLeast"/>
-        </w:trPr>
-        <w:tc>
-          <w:tcPr>
-            <w:tcW w:type="dxa" w:w="9026"/>
-            <w:tcBorders>
-              <w:top w:val="dashed" w:color="999999" w:sz="4" w:space="0" w:shadow="0" w:frame="0"/>
-              <w:left w:val="dashed" w:color="999999" w:sz="4" w:space="0" w:shadow="0" w:frame="0"/>
-              <w:bottom w:val="dashed" w:color="999999" w:sz="4" w:space="0" w:shadow="0" w:frame="0"/>
-              <w:right w:val="dashed" w:color="999999" w:sz="4" w:space="0" w:shadow="0" w:frame="0"/>
-            </w:tcBorders>
-            <w:shd w:val="clear" w:color="auto" w:fill="f9f9f8"/>
-            <w:tcMar>
-              <w:top w:type="dxa" w:w="80"/>
-              <w:left w:type="dxa" w:w="80"/>
-              <w:bottom w:type="dxa" w:w="80"/>
-              <w:right w:type="dxa" w:w="80"/>
-            </w:tcMar>
-            <w:vAlign w:val="center"/>
-          </w:tcPr>
-          <w:p>
-            <w:pPr>
-              <w:pStyle w:val="Corps A"/>
-              <w:jc w:val="center"/>
-            </w:pPr>
-            <w:r>
-              <w:rPr>
-                <w:rStyle w:val="Aucun"/>
-                <w:i w:val="1"/>
-                <w:iCs w:val="1"/>
-                <w:outline w:val="0"/>
-                <w:color w:val="888888"/>
-                <w:u w:color="888888"/>
-                <w:shd w:val="nil" w:color="auto" w:fill="auto"/>
-                <w:rtl w:val="0"/>
-                <w:lang w:val="fr-FR"/>
-                <w14:textFill>
-                  <w14:solidFill>
-                    <w14:srgbClr w14:val="888888"/>
-                  </w14:solidFill>
-                </w14:textFill>
-              </w:rPr>
-              <w:t>[ Coller la capture 2 ici ]</w:t>
-            </w:r>
-          </w:p>
-        </w:tc>
-      </w:tr>
-    </w:tbl>
     <w:p>
       <w:pPr>
         <w:pStyle w:val="Corps A"/>
@@ -2219,7 +2105,7 @@
           <w:rtl w:val="0"/>
           <w:lang w:val="fr-FR"/>
         </w:rPr>
-        <w:t xml:space="preserve">Capture 3 : </w:t>
+        <w:t xml:space="preserve">Capture 2 : </w:t>
       </w:r>
       <w:r>
         <w:rPr>
@@ -2227,7 +2113,7 @@
           <w:rtl w:val="0"/>
           <w:lang w:val="fr-FR"/>
         </w:rPr>
-        <w:t>Deux t</w:t>
+        <w:t>Le menu de priorit</w:t>
       </w:r>
       <w:r>
         <w:rPr>
@@ -2235,7 +2121,7 @@
           <w:rtl w:val="0"/>
           <w:lang w:val="fr-FR"/>
         </w:rPr>
-        <w:t>â</w:t>
+        <w:t xml:space="preserve">é </w:t>
       </w:r>
       <w:r>
         <w:rPr>
@@ -2243,94 +2129,14 @@
           <w:rtl w:val="0"/>
           <w:lang w:val="fr-FR"/>
         </w:rPr>
-        <w:t>ches ajout</w:t>
-      </w:r>
-      <w:r>
-        <w:rPr>
-          <w:rStyle w:val="Aucun"/>
-          <w:rtl w:val="0"/>
-          <w:lang w:val="fr-FR"/>
-        </w:rPr>
-        <w:t>é</w:t>
-      </w:r>
-      <w:r>
-        <w:rPr>
-          <w:rStyle w:val="Aucun"/>
-          <w:rtl w:val="0"/>
-          <w:lang w:val="fr-FR"/>
-        </w:rPr>
-        <w:t>es avec des priorit</w:t>
-      </w:r>
-      <w:r>
-        <w:rPr>
-          <w:rStyle w:val="Aucun"/>
-          <w:rtl w:val="0"/>
-          <w:lang w:val="fr-FR"/>
-        </w:rPr>
-        <w:t>é</w:t>
-      </w:r>
-      <w:r>
-        <w:rPr>
-          <w:rStyle w:val="Aucun"/>
-          <w:rtl w:val="0"/>
-          <w:lang w:val="fr-FR"/>
-        </w:rPr>
-        <w:t>s diff</w:t>
-      </w:r>
-      <w:r>
-        <w:rPr>
-          <w:rStyle w:val="Aucun"/>
-          <w:rtl w:val="0"/>
-          <w:lang w:val="fr-FR"/>
-        </w:rPr>
-        <w:t>é</w:t>
-      </w:r>
-      <w:r>
-        <w:rPr>
-          <w:rStyle w:val="Aucun"/>
-          <w:rtl w:val="0"/>
-          <w:lang w:val="fr-FR"/>
-        </w:rPr>
-        <w:t xml:space="preserve">rentes : badges P1 et P3 visibles, et l'onglet du navigateur avec </w:t>
-      </w:r>
-      <w:r>
-        <w:rPr>
-          <w:rStyle w:val="Aucun"/>
-          <w:rtl w:val="0"/>
-          <w:lang w:val="fr-FR"/>
-        </w:rPr>
-        <w:t xml:space="preserve">« </w:t>
-      </w:r>
-      <w:r>
-        <w:rPr>
-          <w:rStyle w:val="Aucun"/>
-          <w:rtl w:val="0"/>
-          <w:lang w:val="en-US"/>
-        </w:rPr>
-        <w:t xml:space="preserve">(2) TaskFlow </w:t>
-      </w:r>
-      <w:r>
-        <w:rPr>
-          <w:rStyle w:val="Aucun"/>
-          <w:rtl w:val="0"/>
-          <w:lang w:val="it-IT"/>
-        </w:rPr>
-        <w:t>»</w:t>
-      </w:r>
-      <w:r>
-        <w:rPr>
-          <w:rStyle w:val="Aucun"/>
-          <w:rtl w:val="0"/>
-          <w:lang w:val="fr-FR"/>
-        </w:rPr>
-        <w:t>. Inclure la barre d'onglets dans la capture.</w:t>
+        <w:t>ouvert (Haute / Moyenne / Basse).</w:t>
       </w:r>
     </w:p>
     <w:tbl>
       <w:tblPr>
         <w:tblW w:w="9026" w:type="dxa"/>
         <w:jc w:val="left"/>
-        <w:tblInd w:w="216" w:type="dxa"/>
+        <w:tblInd w:w="324" w:type="dxa"/>
         <w:tblBorders>
           <w:top w:val="single" w:color="ffffff" w:sz="8" w:space="0" w:shadow="0" w:frame="0"/>
           <w:left w:val="single" w:color="ffffff" w:sz="8" w:space="0" w:shadow="0" w:frame="0"/>
@@ -2350,7 +2156,248 @@
           <w:shd w:val="clear" w:color="auto" w:fill="cdd4e9"/>
         </w:tblPrEx>
         <w:trPr>
-          <w:trHeight w:val="3672" w:hRule="atLeast"/>
+          <w:trHeight w:val="3630" w:hRule="atLeast"/>
+        </w:trPr>
+        <w:tc>
+          <w:tcPr>
+            <w:tcW w:type="dxa" w:w="9026"/>
+            <w:tcBorders>
+              <w:top w:val="dashed" w:color="999999" w:sz="4" w:space="0" w:shadow="0" w:frame="0"/>
+              <w:left w:val="dashed" w:color="999999" w:sz="4" w:space="0" w:shadow="0" w:frame="0"/>
+              <w:bottom w:val="dashed" w:color="999999" w:sz="4" w:space="0" w:shadow="0" w:frame="0"/>
+              <w:right w:val="dashed" w:color="999999" w:sz="4" w:space="0" w:shadow="0" w:frame="0"/>
+            </w:tcBorders>
+            <w:shd w:val="clear" w:color="auto" w:fill="f7f7f7"/>
+            <w:tcMar>
+              <w:top w:type="dxa" w:w="0"/>
+              <w:left w:type="dxa" w:w="80"/>
+              <w:bottom w:type="dxa" w:w="0"/>
+              <w:right w:type="dxa" w:w="80"/>
+            </w:tcMar>
+            <w:vAlign w:val="center"/>
+          </w:tcPr>
+          <w:p>
+            <w:pPr>
+              <w:spacing w:before="0" w:after="0"/>
+              <w:ind w:left="0" w:right="0" w:firstLine="0"/>
+              <w:jc w:val="center"/>
+            </w:pPr>
+            <w:r>
+              <w:drawing xmlns:a="http://schemas.openxmlformats.org/drawingml/2006/main">
+                <wp:inline distT="0" distB="0" distL="0" distR="0">
+                  <wp:extent cx="3186113" cy="2305050"/>
+                  <wp:effectExtent l="0" t="0" r="0" b="0"/>
+                  <wp:docPr id="1073741826" name="officeArt object"/>
+                  <wp:cNvGraphicFramePr/>
+                  <a:graphic xmlns:a="http://schemas.openxmlformats.org/drawingml/2006/main">
+                    <a:graphicData uri="http://schemas.openxmlformats.org/drawingml/2006/picture">
+                      <pic:pic xmlns:pic="http://schemas.openxmlformats.org/drawingml/2006/picture">
+                        <pic:nvPicPr>
+                          <pic:cNvPr id="1073741826" name="Capture d’écran 2026-10-08 à 10.13.00.png"/>
+                          <pic:cNvPicPr>
+                            <a:picLocks noChangeAspect="0"/>
+                          </pic:cNvPicPr>
+                        </pic:nvPicPr>
+                        <pic:blipFill>
+                          <a:blip r:embed="rId5">
+                            <a:extLst/>
+                          </a:blip>
+                          <a:srcRect l="0" t="0" r="0" b="0"/>
+                          <a:stretch>
+                            <a:fillRect/>
+                          </a:stretch>
+                        </pic:blipFill>
+                        <pic:spPr>
+                          <a:xfrm>
+                            <a:off x="0" y="0"/>
+                            <a:ext cx="3186113" cy="2305050"/>
+                          </a:xfrm>
+                          <a:prstGeom prst="rect">
+                            <a:avLst/>
+                          </a:prstGeom>
+                        </pic:spPr>
+                      </pic:pic>
+                    </a:graphicData>
+                  </a:graphic>
+                </wp:inline>
+              </w:drawing>
+            </w:r>
+          </w:p>
+        </w:tc>
+      </w:tr>
+    </w:tbl>
+    <w:p>
+      <w:pPr>
+        <w:pStyle w:val="Corps A"/>
+        <w:keepNext w:val="1"/>
+        <w:widowControl w:val="0"/>
+        <w:spacing w:before="200" w:after="60"/>
+        <w:ind w:left="216" w:hanging="216"/>
+      </w:pPr>
+    </w:p>
+    <w:p>
+      <w:pPr>
+        <w:pStyle w:val="Corps A"/>
+        <w:keepNext w:val="1"/>
+        <w:widowControl w:val="0"/>
+        <w:spacing w:before="200" w:after="60"/>
+        <w:ind w:left="108" w:hanging="108"/>
+      </w:pPr>
+    </w:p>
+    <w:p>
+      <w:pPr>
+        <w:pStyle w:val="Corps A"/>
+        <w:keepNext w:val="1"/>
+        <w:widowControl w:val="0"/>
+        <w:spacing w:before="200" w:after="60"/>
+      </w:pPr>
+    </w:p>
+    <w:p>
+      <w:pPr>
+        <w:pStyle w:val="Corps A"/>
+        <w:keepNext w:val="1"/>
+        <w:spacing w:before="200" w:after="60"/>
+      </w:pPr>
+      <w:r>
+        <w:rPr>
+          <w:rStyle w:val="Aucun"/>
+          <w:b w:val="1"/>
+          <w:bCs w:val="1"/>
+          <w:rtl w:val="0"/>
+          <w:lang w:val="fr-FR"/>
+        </w:rPr>
+        <w:t xml:space="preserve">Capture 3 : </w:t>
+      </w:r>
+      <w:r>
+        <w:rPr>
+          <w:rStyle w:val="Aucun A"/>
+          <w:rtl w:val="0"/>
+          <w:lang w:val="fr-FR"/>
+        </w:rPr>
+        <w:t>Deux t</w:t>
+      </w:r>
+      <w:r>
+        <w:rPr>
+          <w:rStyle w:val="Aucun A"/>
+          <w:rtl w:val="0"/>
+          <w:lang w:val="fr-FR"/>
+        </w:rPr>
+        <w:t>â</w:t>
+      </w:r>
+      <w:r>
+        <w:rPr>
+          <w:rStyle w:val="Aucun A"/>
+          <w:rtl w:val="0"/>
+          <w:lang w:val="fr-FR"/>
+        </w:rPr>
+        <w:t>ches ajout</w:t>
+      </w:r>
+      <w:r>
+        <w:rPr>
+          <w:rStyle w:val="Aucun A"/>
+          <w:rtl w:val="0"/>
+          <w:lang w:val="fr-FR"/>
+        </w:rPr>
+        <w:t>é</w:t>
+      </w:r>
+      <w:r>
+        <w:rPr>
+          <w:rStyle w:val="Aucun A"/>
+          <w:rtl w:val="0"/>
+          <w:lang w:val="fr-FR"/>
+        </w:rPr>
+        <w:t>es avec des priorit</w:t>
+      </w:r>
+      <w:r>
+        <w:rPr>
+          <w:rStyle w:val="Aucun A"/>
+          <w:rtl w:val="0"/>
+          <w:lang w:val="fr-FR"/>
+        </w:rPr>
+        <w:t>é</w:t>
+      </w:r>
+      <w:r>
+        <w:rPr>
+          <w:rStyle w:val="Aucun A"/>
+          <w:rtl w:val="0"/>
+          <w:lang w:val="fr-FR"/>
+        </w:rPr>
+        <w:t>s diff</w:t>
+      </w:r>
+      <w:r>
+        <w:rPr>
+          <w:rStyle w:val="Aucun A"/>
+          <w:rtl w:val="0"/>
+          <w:lang w:val="fr-FR"/>
+        </w:rPr>
+        <w:t>é</w:t>
+      </w:r>
+      <w:r>
+        <w:rPr>
+          <w:rStyle w:val="Aucun A"/>
+          <w:rtl w:val="0"/>
+          <w:lang w:val="fr-FR"/>
+        </w:rPr>
+        <w:t xml:space="preserve">rentes : badges P1 et P3 visibles, et l'onglet du navigateur avec </w:t>
+      </w:r>
+      <w:r>
+        <w:rPr>
+          <w:rStyle w:val="Aucun A"/>
+          <w:rtl w:val="0"/>
+          <w:lang w:val="fr-FR"/>
+        </w:rPr>
+        <w:t xml:space="preserve">« </w:t>
+      </w:r>
+      <w:r>
+        <w:rPr>
+          <w:rStyle w:val="Aucun"/>
+          <w:rtl w:val="0"/>
+          <w:lang w:val="en-US"/>
+        </w:rPr>
+        <w:t xml:space="preserve">(2) TaskFlow </w:t>
+      </w:r>
+      <w:r>
+        <w:rPr>
+          <w:rStyle w:val="Aucun"/>
+          <w:rtl w:val="0"/>
+          <w:lang w:val="it-IT"/>
+        </w:rPr>
+        <w:t>»</w:t>
+      </w:r>
+      <w:r>
+        <w:rPr>
+          <w:rStyle w:val="Aucun A"/>
+          <w:rtl w:val="0"/>
+          <w:lang w:val="fr-FR"/>
+        </w:rPr>
+        <w:t>. Inclure la barre d'onglets dans la capture.</w:t>
+      </w:r>
+    </w:p>
+    <w:tbl>
+      <w:tblPr>
+        <w:tblW w:w="9026" w:type="dxa"/>
+        <w:jc w:val="left"/>
+        <w:tblInd w:w="324" w:type="dxa"/>
+        <w:tblBorders>
+          <w:top w:val="single" w:color="ffffff" w:sz="8" w:space="0" w:shadow="0" w:frame="0"/>
+          <w:left w:val="single" w:color="ffffff" w:sz="8" w:space="0" w:shadow="0" w:frame="0"/>
+          <w:bottom w:val="single" w:color="ffffff" w:sz="8" w:space="0" w:shadow="0" w:frame="0"/>
+          <w:right w:val="single" w:color="ffffff" w:sz="8" w:space="0" w:shadow="0" w:frame="0"/>
+          <w:insideH w:val="single" w:color="ffffff" w:sz="8" w:space="0" w:shadow="0" w:frame="0"/>
+          <w:insideV w:val="single" w:color="ffffff" w:sz="8" w:space="0" w:shadow="0" w:frame="0"/>
+        </w:tblBorders>
+        <w:shd w:val="clear" w:color="auto" w:fill="cdd4e9"/>
+        <w:tblLayout w:type="fixed"/>
+      </w:tblPr>
+      <w:tblGrid>
+        <w:gridCol w:w="9026"/>
+      </w:tblGrid>
+      <w:tr>
+        <w:tblPrEx>
+          <w:shd w:val="clear" w:color="auto" w:fill="cdd4e9"/>
+        </w:tblPrEx>
+        <w:trPr>
+          <w:trHeight w:val="3682" w:hRule="atLeast"/>
         </w:trPr>
         <w:tc>
           <w:tcPr>
@@ -2372,7 +2419,7 @@
           </w:tcPr>
           <w:p>
             <w:pPr>
-              <w:pStyle w:val="Corps"/>
+              <w:pStyle w:val="Corps B"/>
               <w:jc w:val="center"/>
             </w:pPr>
             <w:r>
@@ -2385,19 +2432,19 @@
                 <wp:inline distT="0" distB="0" distL="0" distR="0">
                   <wp:extent cx="3252431" cy="2292350"/>
                   <wp:effectExtent l="0" t="0" r="0" b="0"/>
-                  <wp:docPr id="1073741826" name="officeArt object" descr="officeArt object"/>
+                  <wp:docPr id="1073741827" name="officeArt object" descr="officeArt object"/>
                   <wp:cNvGraphicFramePr/>
                   <a:graphic xmlns:a="http://schemas.openxmlformats.org/drawingml/2006/main">
                     <a:graphicData uri="http://schemas.openxmlformats.org/drawingml/2006/picture">
                       <pic:pic xmlns:pic="http://schemas.openxmlformats.org/drawingml/2006/picture">
                         <pic:nvPicPr>
-                          <pic:cNvPr id="1073741826" name="officeArt object" descr="officeArt object"/>
+                          <pic:cNvPr id="1073741827" name="officeArt object" descr="officeArt object"/>
                           <pic:cNvPicPr>
                             <a:picLocks noChangeAspect="1"/>
                           </pic:cNvPicPr>
                         </pic:nvPicPr>
                         <pic:blipFill>
-                          <a:blip r:embed="rId5">
+                          <a:blip r:embed="rId6">
                             <a:extLst/>
                           </a:blip>
                           <a:stretch>
@@ -2428,6 +2475,15 @@
         </w:tc>
       </w:tr>
     </w:tbl>
+    <w:p>
+      <w:pPr>
+        <w:pStyle w:val="Corps A"/>
+        <w:keepNext w:val="1"/>
+        <w:widowControl w:val="0"/>
+        <w:spacing w:before="200" w:after="60"/>
+        <w:ind w:left="216" w:hanging="216"/>
+      </w:pPr>
+    </w:p>
     <w:p>
       <w:pPr>
         <w:pStyle w:val="Corps A"/>
@@ -2490,39 +2546,39 @@
       </w:r>
       <w:r>
         <w:rPr>
+          <w:rStyle w:val="Aucun A"/>
+          <w:rtl w:val="0"/>
+          <w:lang w:val="fr-FR"/>
+        </w:rPr>
+        <w:t xml:space="preserve">Le minuteur en marche (par exemple 24:50) avec le bouton </w:t>
+      </w:r>
+      <w:r>
+        <w:rPr>
+          <w:rStyle w:val="Aucun A"/>
+          <w:rtl w:val="0"/>
+          <w:lang w:val="fr-FR"/>
+        </w:rPr>
+        <w:t xml:space="preserve">« </w:t>
+      </w:r>
+      <w:r>
+        <w:rPr>
           <w:rStyle w:val="Aucun"/>
           <w:rtl w:val="0"/>
-          <w:lang w:val="fr-FR"/>
-        </w:rPr>
-        <w:t xml:space="preserve">Le minuteur en marche (par exemple 24:50) avec le bouton </w:t>
+          <w:lang w:val="en-US"/>
+        </w:rPr>
+        <w:t xml:space="preserve">Pause </w:t>
       </w:r>
       <w:r>
         <w:rPr>
           <w:rStyle w:val="Aucun"/>
           <w:rtl w:val="0"/>
-          <w:lang w:val="fr-FR"/>
-        </w:rPr>
-        <w:t xml:space="preserve">« </w:t>
-      </w:r>
-      <w:r>
-        <w:rPr>
-          <w:rStyle w:val="Aucun"/>
-          <w:rtl w:val="0"/>
-          <w:lang w:val="en-US"/>
-        </w:rPr>
-        <w:t xml:space="preserve">Pause </w:t>
-      </w:r>
-      <w:r>
-        <w:rPr>
-          <w:rStyle w:val="Aucun"/>
-          <w:rtl w:val="0"/>
           <w:lang w:val="it-IT"/>
         </w:rPr>
         <w:t>»</w:t>
       </w:r>
       <w:r>
         <w:rPr>
-          <w:rStyle w:val="Aucun"/>
+          <w:rStyle w:val="Aucun A"/>
           <w:rtl w:val="0"/>
           <w:lang w:val="fr-FR"/>
         </w:rPr>
@@ -2533,7 +2589,7 @@
       <w:tblPr>
         <w:tblW w:w="9026" w:type="dxa"/>
         <w:jc w:val="left"/>
-        <w:tblInd w:w="216" w:type="dxa"/>
+        <w:tblInd w:w="324" w:type="dxa"/>
         <w:tblBorders>
           <w:top w:val="single" w:color="ffffff" w:sz="8" w:space="0" w:shadow="0" w:frame="0"/>
           <w:left w:val="single" w:color="ffffff" w:sz="8" w:space="0" w:shadow="0" w:frame="0"/>
@@ -2553,7 +2609,7 @@
           <w:shd w:val="clear" w:color="auto" w:fill="cdd4e9"/>
         </w:tblPrEx>
         <w:trPr>
-          <w:trHeight w:val="3672" w:hRule="atLeast"/>
+          <w:trHeight w:val="3682" w:hRule="atLeast"/>
         </w:trPr>
         <w:tc>
           <w:tcPr>
@@ -2575,7 +2631,7 @@
           </w:tcPr>
           <w:p>
             <w:pPr>
-              <w:pStyle w:val="Corps"/>
+              <w:pStyle w:val="Corps B"/>
               <w:jc w:val="center"/>
             </w:pPr>
             <w:r>
@@ -2588,19 +2644,19 @@
                 <wp:inline distT="0" distB="0" distL="0" distR="0">
                   <wp:extent cx="3527394" cy="2292350"/>
                   <wp:effectExtent l="0" t="0" r="0" b="0"/>
-                  <wp:docPr id="1073741827" name="officeArt object" descr="officeArt object"/>
+                  <wp:docPr id="1073741828" name="officeArt object" descr="officeArt object"/>
                   <wp:cNvGraphicFramePr/>
                   <a:graphic xmlns:a="http://schemas.openxmlformats.org/drawingml/2006/main">
                     <a:graphicData uri="http://schemas.openxmlformats.org/drawingml/2006/picture">
                       <pic:pic xmlns:pic="http://schemas.openxmlformats.org/drawingml/2006/picture">
                         <pic:nvPicPr>
-                          <pic:cNvPr id="1073741827" name="officeArt object" descr="officeArt object"/>
+                          <pic:cNvPr id="1073741828" name="officeArt object" descr="officeArt object"/>
                           <pic:cNvPicPr>
                             <a:picLocks noChangeAspect="1"/>
                           </pic:cNvPicPr>
                         </pic:nvPicPr>
                         <pic:blipFill>
-                          <a:blip r:embed="rId6">
+                          <a:blip r:embed="rId7">
                             <a:extLst/>
                           </a:blip>
                           <a:stretch>
@@ -2637,6 +2693,15 @@
         <w:keepNext w:val="1"/>
         <w:widowControl w:val="0"/>
         <w:spacing w:before="200" w:after="60"/>
+        <w:ind w:left="216" w:hanging="216"/>
+      </w:pPr>
+    </w:p>
+    <w:p>
+      <w:pPr>
+        <w:pStyle w:val="Corps A"/>
+        <w:keepNext w:val="1"/>
+        <w:widowControl w:val="0"/>
+        <w:spacing w:before="200" w:after="60"/>
         <w:ind w:left="108" w:hanging="108"/>
       </w:pPr>
     </w:p>
@@ -2676,55 +2741,55 @@
       </w:r>
       <w:r>
         <w:rPr>
+          <w:rStyle w:val="Aucun A"/>
+          <w:rtl w:val="0"/>
+          <w:lang w:val="fr-FR"/>
+        </w:rPr>
+        <w:t>Le mode sombre activ</w:t>
+      </w:r>
+      <w:r>
+        <w:rPr>
+          <w:rStyle w:val="Aucun A"/>
+          <w:rtl w:val="0"/>
+          <w:lang w:val="fr-FR"/>
+        </w:rPr>
+        <w:t xml:space="preserve">é </w:t>
+      </w:r>
+      <w:r>
+        <w:rPr>
+          <w:rStyle w:val="Aucun A"/>
+          <w:rtl w:val="0"/>
+          <w:lang w:val="fr-FR"/>
+        </w:rPr>
+        <w:t xml:space="preserve">: bouton </w:t>
+      </w:r>
+      <w:r>
+        <w:rPr>
+          <w:rStyle w:val="Aucun A"/>
+          <w:rtl w:val="0"/>
+          <w:lang w:val="fr-FR"/>
+        </w:rPr>
+        <w:t xml:space="preserve">« </w:t>
+      </w:r>
+      <w:r>
+        <w:rPr>
+          <w:rStyle w:val="Aucun A"/>
+          <w:rtl w:val="0"/>
+          <w:lang w:val="fr-FR"/>
+        </w:rPr>
+        <w:t xml:space="preserve">Mode clair </w:t>
+      </w:r>
+      <w:r>
+        <w:rPr>
           <w:rStyle w:val="Aucun"/>
           <w:rtl w:val="0"/>
-          <w:lang w:val="fr-FR"/>
-        </w:rPr>
-        <w:t>Le mode sombre activ</w:t>
-      </w:r>
-      <w:r>
-        <w:rPr>
-          <w:rStyle w:val="Aucun"/>
-          <w:rtl w:val="0"/>
-          <w:lang w:val="fr-FR"/>
-        </w:rPr>
-        <w:t xml:space="preserve">é </w:t>
-      </w:r>
-      <w:r>
-        <w:rPr>
-          <w:rStyle w:val="Aucun"/>
-          <w:rtl w:val="0"/>
-          <w:lang w:val="fr-FR"/>
-        </w:rPr>
-        <w:t xml:space="preserve">: bouton </w:t>
-      </w:r>
-      <w:r>
-        <w:rPr>
-          <w:rStyle w:val="Aucun"/>
-          <w:rtl w:val="0"/>
-          <w:lang w:val="fr-FR"/>
-        </w:rPr>
-        <w:t xml:space="preserve">« </w:t>
-      </w:r>
-      <w:r>
-        <w:rPr>
-          <w:rStyle w:val="Aucun"/>
-          <w:rtl w:val="0"/>
-          <w:lang w:val="fr-FR"/>
-        </w:rPr>
-        <w:t xml:space="preserve">Mode clair </w:t>
-      </w:r>
-      <w:r>
-        <w:rPr>
-          <w:rStyle w:val="Aucun"/>
-          <w:rtl w:val="0"/>
           <w:lang w:val="it-IT"/>
         </w:rPr>
         <w:t xml:space="preserve">» </w:t>
       </w:r>
       <w:r>
         <w:rPr>
-          <w:rStyle w:val="Aucun"/>
+          <w:rStyle w:val="Aucun A"/>
           <w:rtl w:val="0"/>
           <w:lang w:val="fr-FR"/>
         </w:rPr>
@@ -2732,7 +2797,7 @@
       </w:r>
       <w:r>
         <w:rPr>
-          <w:rStyle w:val="Aucun"/>
+          <w:rStyle w:val="Aucun A"/>
           <w:rtl w:val="0"/>
           <w:lang w:val="fr-FR"/>
         </w:rPr>
@@ -2740,7 +2805,7 @@
       </w:r>
       <w:r>
         <w:rPr>
-          <w:rStyle w:val="Aucun"/>
+          <w:rStyle w:val="Aucun A"/>
           <w:rtl w:val="0"/>
           <w:lang w:val="fr-FR"/>
         </w:rPr>
@@ -2751,7 +2816,7 @@
       <w:tblPr>
         <w:tblW w:w="9026" w:type="dxa"/>
         <w:jc w:val="left"/>
-        <w:tblInd w:w="216" w:type="dxa"/>
+        <w:tblInd w:w="324" w:type="dxa"/>
         <w:tblBorders>
           <w:top w:val="single" w:color="ffffff" w:sz="8" w:space="0" w:shadow="0" w:frame="0"/>
           <w:left w:val="single" w:color="ffffff" w:sz="8" w:space="0" w:shadow="0" w:frame="0"/>
@@ -2771,7 +2836,7 @@
           <w:shd w:val="clear" w:color="auto" w:fill="cdd4e9"/>
         </w:tblPrEx>
         <w:trPr>
-          <w:trHeight w:val="3672" w:hRule="atLeast"/>
+          <w:trHeight w:val="3682" w:hRule="atLeast"/>
         </w:trPr>
         <w:tc>
           <w:tcPr>
@@ -2793,7 +2858,7 @@
           </w:tcPr>
           <w:p>
             <w:pPr>
-              <w:pStyle w:val="Corps"/>
+              <w:pStyle w:val="Corps B"/>
               <w:jc w:val="center"/>
             </w:pPr>
             <w:r>
@@ -2814,19 +2879,19 @@
                 <wp:inline distT="0" distB="0" distL="0" distR="0">
                   <wp:extent cx="3760259" cy="2292350"/>
                   <wp:effectExtent l="0" t="0" r="0" b="0"/>
-                  <wp:docPr id="1073741828" name="officeArt object" descr="officeArt object"/>
+                  <wp:docPr id="1073741829" name="officeArt object" descr="officeArt object"/>
                   <wp:cNvGraphicFramePr/>
                   <a:graphic xmlns:a="http://schemas.openxmlformats.org/drawingml/2006/main">
                     <a:graphicData uri="http://schemas.openxmlformats.org/drawingml/2006/picture">
                       <pic:pic xmlns:pic="http://schemas.openxmlformats.org/drawingml/2006/picture">
                         <pic:nvPicPr>
-                          <pic:cNvPr id="1073741828" name="officeArt object" descr="officeArt object"/>
+                          <pic:cNvPr id="1073741829" name="officeArt object" descr="officeArt object"/>
                           <pic:cNvPicPr>
                             <a:picLocks noChangeAspect="1"/>
                           </pic:cNvPicPr>
                         </pic:nvPicPr>
                         <pic:blipFill>
-                          <a:blip r:embed="rId7">
+                          <a:blip r:embed="rId8">
                             <a:extLst/>
                           </a:blip>
                           <a:stretch>
@@ -2857,6 +2922,15 @@
         </w:tc>
       </w:tr>
     </w:tbl>
+    <w:p>
+      <w:pPr>
+        <w:pStyle w:val="Corps A"/>
+        <w:keepNext w:val="1"/>
+        <w:widowControl w:val="0"/>
+        <w:spacing w:before="200" w:after="60"/>
+        <w:ind w:left="216" w:hanging="216"/>
+      </w:pPr>
+    </w:p>
     <w:p>
       <w:pPr>
         <w:pStyle w:val="Corps A"/>
@@ -2893,14 +2967,6 @@
           <w:b w:val="1"/>
           <w:bCs w:val="1"/>
         </w:rPr>
-      </w:pPr>
-    </w:p>
-    <w:p>
-      <w:pPr>
-        <w:pStyle w:val="Corps A"/>
-        <w:keepNext w:val="1"/>
-        <w:widowControl w:val="0"/>
-        <w:spacing w:before="200" w:after="60"/>
       </w:pPr>
     </w:p>
     <w:p>
@@ -2961,8 +3027,8 @@
       <w:r/>
     </w:p>
     <w:sectPr>
-      <w:headerReference w:type="default" r:id="rId8"/>
-      <w:footerReference w:type="default" r:id="rId9"/>
+      <w:headerReference w:type="default" r:id="rId9"/>
+      <w:footerReference w:type="default" r:id="rId10"/>
       <w:pgSz w:w="11900" w:h="16840" w:orient="portrait"/>
       <w:pgMar w:top="1134" w:right="1440" w:bottom="1134" w:left="1440" w:header="708" w:footer="708"/>
       <w:bidi w:val="0"/>
@@ -3253,6 +3319,13 @@
       <w:lang w:val="fr-FR"/>
     </w:rPr>
   </w:style>
+  <w:style w:type="character" w:styleId="Aucun A">
+    <w:name w:val="Aucun A"/>
+    <w:basedOn w:val="Aucun"/>
+    <w:rPr>
+      <w:lang w:val="fr-FR"/>
+    </w:rPr>
+  </w:style>
   <w:style w:type="paragraph" w:styleId="Titre A">
     <w:name w:val="Titre A"/>
     <w:next w:val="Corps A"/>
@@ -3301,9 +3374,9 @@
       </w14:textFill>
     </w:rPr>
   </w:style>
-  <w:style w:type="paragraph" w:styleId="Corps">
-    <w:name w:val="Corps"/>
-    <w:next w:val="Corps"/>
+  <w:style w:type="paragraph" w:styleId="Corps B">
+    <w:name w:val="Corps B"/>
+    <w:next w:val="Corps B"/>
     <w:pPr>
       <w:keepNext w:val="0"/>
       <w:keepLines w:val="0"/>
@@ -3337,8 +3410,9 @@
       <w:u w:val="none" w:color="000000"/>
       <w:shd w:val="nil" w:color="auto" w:fill="auto"/>
       <w:vertAlign w:val="baseline"/>
-      <w14:textOutline>
+      <w14:textOutline w14:w="12700" w14:cap="flat">
         <w14:noFill/>
+        <w14:miter w14:lim="400000"/>
       </w14:textOutline>
       <w14:textFill>
         <w14:solidFill>
@@ -3393,9 +3467,9 @@
     </a:clrScheme>
     <a:fontScheme name="Office Theme">
       <a:majorFont>
-        <a:latin typeface="Calibri"/>
-        <a:ea typeface="Calibri"/>
-        <a:cs typeface="Calibri"/>
+        <a:latin typeface="Helvetica Neue"/>
+        <a:ea typeface="Helvetica Neue"/>
+        <a:cs typeface="Helvetica Neue"/>
       </a:majorFont>
       <a:minorFont>
         <a:latin typeface="Helvetica Neue"/>
